--- a/Knowledge/3-Work knowledge/1-Software Engineering/2-General Technologies/9-Databases/5-My Source/2-SQL/4-SQL Commands - DQL/3-SQL Select Into.docx
+++ b/Knowledge/3-Work knowledge/1-Software Engineering/2-General Technologies/9-Databases/5-My Source/2-SQL/4-SQL Commands - DQL/3-SQL Select Into.docx
@@ -27,8 +27,14 @@
       </w:r>
     </w:p>
     <w:p>
-      <w:r>
-        <w:rPr>
+      <w:pPr>
+        <w:rPr>
+          <w:rFonts w:ascii="Arial" w:hAnsi="Arial" w:cs="Arial"/>
+        </w:rPr>
+      </w:pPr>
+      <w:r>
+        <w:rPr>
+          <w:rFonts w:ascii="Arial" w:hAnsi="Arial" w:cs="Arial"/>
           <w:b/>
           <w:color w:val="000000"/>
           <w:sz w:val="18"/>
@@ -38,14 +44,36 @@
       </w:r>
       <w:r>
         <w:rPr>
-          <w:color w:val="000000"/>
-          <w:sz w:val="18"/>
-          <w:highlight w:val="lightGray"/>
-        </w:rPr>
-        <w:t xml:space="preserve">: Persons Table -&gt; ID Column: 1, Name_En Column: Motasem Essam] -&gt; </w:t>
-      </w:r>
-      <w:r>
-        <w:rPr>
+          <w:rFonts w:ascii="Arial" w:hAnsi="Arial" w:cs="Arial"/>
+          <w:color w:val="000000"/>
+          <w:sz w:val="18"/>
+          <w:highlight w:val="lightGray"/>
+        </w:rPr>
+        <w:t xml:space="preserve">: Persons Table -&gt; ID Column: 1, </w:t>
+      </w:r>
+      <w:proofErr w:type="spellStart"/>
+      <w:r>
+        <w:rPr>
+          <w:rFonts w:ascii="Arial" w:hAnsi="Arial" w:cs="Arial"/>
+          <w:color w:val="000000"/>
+          <w:sz w:val="18"/>
+          <w:highlight w:val="lightGray"/>
+        </w:rPr>
+        <w:t>Name_En</w:t>
+      </w:r>
+      <w:proofErr w:type="spellEnd"/>
+      <w:r>
+        <w:rPr>
+          <w:rFonts w:ascii="Arial" w:hAnsi="Arial" w:cs="Arial"/>
+          <w:color w:val="000000"/>
+          <w:sz w:val="18"/>
+          <w:highlight w:val="lightGray"/>
+        </w:rPr>
+        <w:t xml:space="preserve"> Column: Motasem Essam] -&gt; </w:t>
+      </w:r>
+      <w:r>
+        <w:rPr>
+          <w:rFonts w:ascii="Arial" w:hAnsi="Arial" w:cs="Arial"/>
           <w:b/>
           <w:color w:val="000000"/>
           <w:sz w:val="18"/>
@@ -55,6 +83,7 @@
       </w:r>
       <w:r>
         <w:rPr>
+          <w:rFonts w:ascii="Arial" w:hAnsi="Arial" w:cs="Arial"/>
           <w:color w:val="000000"/>
           <w:sz w:val="18"/>
           <w:highlight w:val="lightGray"/>
@@ -63,6 +92,7 @@
       </w:r>
       <w:r>
         <w:rPr>
+          <w:rFonts w:ascii="Arial" w:hAnsi="Arial" w:cs="Arial"/>
           <w:b/>
           <w:color w:val="000000"/>
           <w:sz w:val="18"/>
@@ -72,6 +102,7 @@
       </w:r>
       <w:r>
         <w:rPr>
+          <w:rFonts w:ascii="Arial" w:hAnsi="Arial" w:cs="Arial"/>
           <w:color w:val="000000"/>
           <w:sz w:val="18"/>
           <w:highlight w:val="lightGray"/>
@@ -242,6 +273,7 @@
     <w:p>
       <w:r>
         <w:rPr>
+          <w:rFonts w:ascii="Arial" w:hAnsi="Arial" w:cs="Arial"/>
           <w:b/>
           <w:color w:val="000000"/>
           <w:sz w:val="18"/>
@@ -251,14 +283,36 @@
       </w:r>
       <w:r>
         <w:rPr>
-          <w:color w:val="000000"/>
-          <w:sz w:val="18"/>
-          <w:highlight w:val="lightGray"/>
-        </w:rPr>
-        <w:t xml:space="preserve">: Persons Table -&gt; ID Column: 1, Name_En Column: Motasem Essam] -&gt; </w:t>
-      </w:r>
-      <w:r>
-        <w:rPr>
+          <w:rFonts w:ascii="Arial" w:hAnsi="Arial" w:cs="Arial"/>
+          <w:color w:val="000000"/>
+          <w:sz w:val="18"/>
+          <w:highlight w:val="lightGray"/>
+        </w:rPr>
+        <w:t xml:space="preserve">: Persons Table -&gt; ID Column: 1, </w:t>
+      </w:r>
+      <w:proofErr w:type="spellStart"/>
+      <w:r>
+        <w:rPr>
+          <w:rFonts w:ascii="Arial" w:hAnsi="Arial" w:cs="Arial"/>
+          <w:color w:val="000000"/>
+          <w:sz w:val="18"/>
+          <w:highlight w:val="lightGray"/>
+        </w:rPr>
+        <w:t>Name_En</w:t>
+      </w:r>
+      <w:proofErr w:type="spellEnd"/>
+      <w:r>
+        <w:rPr>
+          <w:rFonts w:ascii="Arial" w:hAnsi="Arial" w:cs="Arial"/>
+          <w:color w:val="000000"/>
+          <w:sz w:val="18"/>
+          <w:highlight w:val="lightGray"/>
+        </w:rPr>
+        <w:t xml:space="preserve"> Column: Motasem Essam] -&gt; </w:t>
+      </w:r>
+      <w:r>
+        <w:rPr>
+          <w:rFonts w:ascii="Arial" w:hAnsi="Arial" w:cs="Arial"/>
           <w:b/>
           <w:color w:val="000000"/>
           <w:sz w:val="18"/>
@@ -268,6 +322,7 @@
       </w:r>
       <w:r>
         <w:rPr>
+          <w:rFonts w:ascii="Arial" w:hAnsi="Arial" w:cs="Arial"/>
           <w:color w:val="000000"/>
           <w:sz w:val="18"/>
           <w:highlight w:val="lightGray"/>
@@ -276,6 +331,7 @@
       </w:r>
       <w:r>
         <w:rPr>
+          <w:rFonts w:ascii="Arial" w:hAnsi="Arial" w:cs="Arial"/>
           <w:b/>
           <w:color w:val="000000"/>
           <w:sz w:val="18"/>
@@ -285,6 +341,7 @@
       </w:r>
       <w:r>
         <w:rPr>
+          <w:rFonts w:ascii="Arial" w:hAnsi="Arial" w:cs="Arial"/>
           <w:color w:val="000000"/>
           <w:sz w:val="18"/>
           <w:highlight w:val="lightGray"/>
@@ -451,6 +508,7 @@
       </w:pPr>
       <w:r>
         <w:rPr>
+          <w:rFonts w:ascii="Arial" w:hAnsi="Arial" w:cs="Arial"/>
           <w:b/>
           <w:color w:val="000000"/>
           <w:sz w:val="18"/>
@@ -460,14 +518,36 @@
       </w:r>
       <w:r>
         <w:rPr>
-          <w:color w:val="000000"/>
-          <w:sz w:val="18"/>
-          <w:highlight w:val="lightGray"/>
-        </w:rPr>
-        <w:t xml:space="preserve">: Persons Table -&gt; ID Column: 1, Name_En Column: Motasem Essam] -&gt; </w:t>
-      </w:r>
-      <w:r>
-        <w:rPr>
+          <w:rFonts w:ascii="Arial" w:hAnsi="Arial" w:cs="Arial"/>
+          <w:color w:val="000000"/>
+          <w:sz w:val="18"/>
+          <w:highlight w:val="lightGray"/>
+        </w:rPr>
+        <w:t xml:space="preserve">: Persons Table -&gt; ID Column: 1, </w:t>
+      </w:r>
+      <w:proofErr w:type="spellStart"/>
+      <w:r>
+        <w:rPr>
+          <w:rFonts w:ascii="Arial" w:hAnsi="Arial" w:cs="Arial"/>
+          <w:color w:val="000000"/>
+          <w:sz w:val="18"/>
+          <w:highlight w:val="lightGray"/>
+        </w:rPr>
+        <w:t>Name_En</w:t>
+      </w:r>
+      <w:proofErr w:type="spellEnd"/>
+      <w:r>
+        <w:rPr>
+          <w:rFonts w:ascii="Arial" w:hAnsi="Arial" w:cs="Arial"/>
+          <w:color w:val="000000"/>
+          <w:sz w:val="18"/>
+          <w:highlight w:val="lightGray"/>
+        </w:rPr>
+        <w:t xml:space="preserve"> Column: Motasem Essam] -&gt; </w:t>
+      </w:r>
+      <w:r>
+        <w:rPr>
+          <w:rFonts w:ascii="Arial" w:hAnsi="Arial" w:cs="Arial"/>
           <w:b/>
           <w:color w:val="000000"/>
           <w:sz w:val="18"/>
@@ -477,6 +557,7 @@
       </w:r>
       <w:r>
         <w:rPr>
+          <w:rFonts w:ascii="Arial" w:hAnsi="Arial" w:cs="Arial"/>
           <w:color w:val="000000"/>
           <w:sz w:val="18"/>
           <w:highlight w:val="lightGray"/>
@@ -485,6 +566,7 @@
       </w:r>
       <w:r>
         <w:rPr>
+          <w:rFonts w:ascii="Arial" w:hAnsi="Arial" w:cs="Arial"/>
           <w:b/>
           <w:color w:val="000000"/>
           <w:sz w:val="18"/>
@@ -494,6 +576,7 @@
       </w:r>
       <w:r>
         <w:rPr>
+          <w:rFonts w:ascii="Arial" w:hAnsi="Arial" w:cs="Arial"/>
           <w:color w:val="000000"/>
           <w:sz w:val="18"/>
           <w:highlight w:val="lightGray"/>
@@ -506,6 +589,7 @@
         <w:rPr>
           <w:noProof/>
         </w:rPr>
+        <w:lastRenderedPageBreak/>
         <w:drawing>
           <wp:inline distT="0" distB="0" distL="0" distR="0" wp14:anchorId="2F279EC9" wp14:editId="1E034E27">
             <wp:extent cx="5943600" cy="1733550"/>
@@ -745,6 +829,7 @@
     <w:p>
       <w:r>
         <w:rPr>
+          <w:rFonts w:ascii="Arial" w:hAnsi="Arial" w:cs="Arial"/>
           <w:b/>
           <w:color w:val="000000"/>
           <w:sz w:val="18"/>
@@ -754,14 +839,36 @@
       </w:r>
       <w:r>
         <w:rPr>
-          <w:color w:val="000000"/>
-          <w:sz w:val="18"/>
-          <w:highlight w:val="lightGray"/>
-        </w:rPr>
-        <w:t xml:space="preserve">: Persons Table -&gt; ID Column: 1, Name_En Column: Motasem Essam] -&gt; </w:t>
-      </w:r>
-      <w:r>
-        <w:rPr>
+          <w:rFonts w:ascii="Arial" w:hAnsi="Arial" w:cs="Arial"/>
+          <w:color w:val="000000"/>
+          <w:sz w:val="18"/>
+          <w:highlight w:val="lightGray"/>
+        </w:rPr>
+        <w:t xml:space="preserve">: Persons Table -&gt; ID Column: 1, </w:t>
+      </w:r>
+      <w:proofErr w:type="spellStart"/>
+      <w:r>
+        <w:rPr>
+          <w:rFonts w:ascii="Arial" w:hAnsi="Arial" w:cs="Arial"/>
+          <w:color w:val="000000"/>
+          <w:sz w:val="18"/>
+          <w:highlight w:val="lightGray"/>
+        </w:rPr>
+        <w:t>Name_En</w:t>
+      </w:r>
+      <w:proofErr w:type="spellEnd"/>
+      <w:r>
+        <w:rPr>
+          <w:rFonts w:ascii="Arial" w:hAnsi="Arial" w:cs="Arial"/>
+          <w:color w:val="000000"/>
+          <w:sz w:val="18"/>
+          <w:highlight w:val="lightGray"/>
+        </w:rPr>
+        <w:t xml:space="preserve"> Column: Motasem Essam] -&gt; </w:t>
+      </w:r>
+      <w:r>
+        <w:rPr>
+          <w:rFonts w:ascii="Arial" w:hAnsi="Arial" w:cs="Arial"/>
           <w:b/>
           <w:color w:val="000000"/>
           <w:sz w:val="18"/>
@@ -771,6 +878,7 @@
       </w:r>
       <w:r>
         <w:rPr>
+          <w:rFonts w:ascii="Arial" w:hAnsi="Arial" w:cs="Arial"/>
           <w:color w:val="000000"/>
           <w:sz w:val="18"/>
           <w:highlight w:val="lightGray"/>
@@ -779,6 +887,7 @@
       </w:r>
       <w:r>
         <w:rPr>
+          <w:rFonts w:ascii="Arial" w:hAnsi="Arial" w:cs="Arial"/>
           <w:b/>
           <w:color w:val="000000"/>
           <w:sz w:val="18"/>
@@ -788,6 +897,7 @@
       </w:r>
       <w:r>
         <w:rPr>
+          <w:rFonts w:ascii="Arial" w:hAnsi="Arial" w:cs="Arial"/>
           <w:color w:val="000000"/>
           <w:sz w:val="18"/>
           <w:highlight w:val="lightGray"/>
@@ -897,20 +1007,43 @@
         <w:rPr>
           <w:rFonts w:ascii="Roboto Mono" w:hAnsi="Roboto Mono"/>
         </w:rPr>
-        <w:t>INTO new_table</w:t>
-      </w:r>
-    </w:p>
-    <w:p>
-      <w:pPr>
-        <w:rPr>
-          <w:rFonts w:ascii="Roboto Mono" w:hAnsi="Roboto Mono"/>
-        </w:rPr>
-      </w:pPr>
-      <w:r>
-        <w:rPr>
-          <w:rFonts w:ascii="Roboto Mono" w:hAnsi="Roboto Mono"/>
-        </w:rPr>
-        <w:t>FROM existing_table;</w:t>
+        <w:t xml:space="preserve">INTO </w:t>
+      </w:r>
+      <w:proofErr w:type="spellStart"/>
+      <w:r>
+        <w:rPr>
+          <w:rFonts w:ascii="Roboto Mono" w:hAnsi="Roboto Mono"/>
+        </w:rPr>
+        <w:t>new_table</w:t>
+      </w:r>
+      <w:proofErr w:type="spellEnd"/>
+    </w:p>
+    <w:p>
+      <w:pPr>
+        <w:rPr>
+          <w:rFonts w:ascii="Roboto Mono" w:hAnsi="Roboto Mono"/>
+        </w:rPr>
+      </w:pPr>
+      <w:r>
+        <w:rPr>
+          <w:rFonts w:ascii="Roboto Mono" w:hAnsi="Roboto Mono"/>
+        </w:rPr>
+        <w:lastRenderedPageBreak/>
+        <w:t xml:space="preserve">FROM </w:t>
+      </w:r>
+      <w:proofErr w:type="spellStart"/>
+      <w:r>
+        <w:rPr>
+          <w:rFonts w:ascii="Roboto Mono" w:hAnsi="Roboto Mono"/>
+        </w:rPr>
+        <w:t>existing_table</w:t>
+      </w:r>
+      <w:proofErr w:type="spellEnd"/>
+      <w:r>
+        <w:rPr>
+          <w:rFonts w:ascii="Roboto Mono" w:hAnsi="Roboto Mono"/>
+        </w:rPr>
+        <w:t>;</w:t>
       </w:r>
     </w:p>
     <w:p>
@@ -1030,20 +1163,42 @@
         <w:rPr>
           <w:rFonts w:ascii="Roboto Mono" w:hAnsi="Roboto Mono"/>
         </w:rPr>
-        <w:t>INTO new_table</w:t>
-      </w:r>
-    </w:p>
-    <w:p>
-      <w:pPr>
-        <w:rPr>
-          <w:rFonts w:ascii="Roboto Mono" w:hAnsi="Roboto Mono"/>
-        </w:rPr>
-      </w:pPr>
-      <w:r>
-        <w:rPr>
-          <w:rFonts w:ascii="Roboto Mono" w:hAnsi="Roboto Mono"/>
-        </w:rPr>
-        <w:t>FROM existing_table;</w:t>
+        <w:t xml:space="preserve">INTO </w:t>
+      </w:r>
+      <w:proofErr w:type="spellStart"/>
+      <w:r>
+        <w:rPr>
+          <w:rFonts w:ascii="Roboto Mono" w:hAnsi="Roboto Mono"/>
+        </w:rPr>
+        <w:t>new_table</w:t>
+      </w:r>
+      <w:proofErr w:type="spellEnd"/>
+    </w:p>
+    <w:p>
+      <w:pPr>
+        <w:rPr>
+          <w:rFonts w:ascii="Roboto Mono" w:hAnsi="Roboto Mono"/>
+        </w:rPr>
+      </w:pPr>
+      <w:r>
+        <w:rPr>
+          <w:rFonts w:ascii="Roboto Mono" w:hAnsi="Roboto Mono"/>
+        </w:rPr>
+        <w:t xml:space="preserve">FROM </w:t>
+      </w:r>
+      <w:proofErr w:type="spellStart"/>
+      <w:r>
+        <w:rPr>
+          <w:rFonts w:ascii="Roboto Mono" w:hAnsi="Roboto Mono"/>
+        </w:rPr>
+        <w:t>existing_table</w:t>
+      </w:r>
+      <w:proofErr w:type="spellEnd"/>
+      <w:r>
+        <w:rPr>
+          <w:rFonts w:ascii="Roboto Mono" w:hAnsi="Roboto Mono"/>
+        </w:rPr>
+        <w:t>;</w:t>
       </w:r>
     </w:p>
     <w:p>
@@ -1163,21 +1318,37 @@
         <w:rPr>
           <w:rFonts w:ascii="Roboto Mono" w:hAnsi="Roboto Mono"/>
         </w:rPr>
-        <w:t>INTO new_table</w:t>
-      </w:r>
-    </w:p>
-    <w:p>
-      <w:pPr>
-        <w:rPr>
-          <w:rFonts w:ascii="Roboto Mono" w:hAnsi="Roboto Mono"/>
-        </w:rPr>
-      </w:pPr>
-      <w:r>
-        <w:rPr>
-          <w:rFonts w:ascii="Roboto Mono" w:hAnsi="Roboto Mono"/>
-        </w:rPr>
-        <w:t>FROM existing_table</w:t>
-      </w:r>
+        <w:t xml:space="preserve">INTO </w:t>
+      </w:r>
+      <w:proofErr w:type="spellStart"/>
+      <w:r>
+        <w:rPr>
+          <w:rFonts w:ascii="Roboto Mono" w:hAnsi="Roboto Mono"/>
+        </w:rPr>
+        <w:t>new_table</w:t>
+      </w:r>
+      <w:proofErr w:type="spellEnd"/>
+    </w:p>
+    <w:p>
+      <w:pPr>
+        <w:rPr>
+          <w:rFonts w:ascii="Roboto Mono" w:hAnsi="Roboto Mono"/>
+        </w:rPr>
+      </w:pPr>
+      <w:r>
+        <w:rPr>
+          <w:rFonts w:ascii="Roboto Mono" w:hAnsi="Roboto Mono"/>
+        </w:rPr>
+        <w:t xml:space="preserve">FROM </w:t>
+      </w:r>
+      <w:proofErr w:type="spellStart"/>
+      <w:r>
+        <w:rPr>
+          <w:rFonts w:ascii="Roboto Mono" w:hAnsi="Roboto Mono"/>
+        </w:rPr>
+        <w:t>existing_table</w:t>
+      </w:r>
+      <w:proofErr w:type="spellEnd"/>
     </w:p>
     <w:p>
       <w:pPr>
@@ -1224,6 +1395,7 @@
     <w:p>
       <w:r>
         <w:rPr>
+          <w:rFonts w:ascii="Arial" w:hAnsi="Arial" w:cs="Arial"/>
           <w:b/>
           <w:color w:val="000000"/>
           <w:sz w:val="18"/>
@@ -1233,14 +1405,36 @@
       </w:r>
       <w:r>
         <w:rPr>
-          <w:color w:val="000000"/>
-          <w:sz w:val="18"/>
-          <w:highlight w:val="lightGray"/>
-        </w:rPr>
-        <w:t xml:space="preserve">: Persons Table -&gt; ID Column: 1, Name_En Column: Motasem Essam] -&gt; </w:t>
-      </w:r>
-      <w:r>
-        <w:rPr>
+          <w:rFonts w:ascii="Arial" w:hAnsi="Arial" w:cs="Arial"/>
+          <w:color w:val="000000"/>
+          <w:sz w:val="18"/>
+          <w:highlight w:val="lightGray"/>
+        </w:rPr>
+        <w:t xml:space="preserve">: Persons Table -&gt; ID Column: 1, </w:t>
+      </w:r>
+      <w:proofErr w:type="spellStart"/>
+      <w:r>
+        <w:rPr>
+          <w:rFonts w:ascii="Arial" w:hAnsi="Arial" w:cs="Arial"/>
+          <w:color w:val="000000"/>
+          <w:sz w:val="18"/>
+          <w:highlight w:val="lightGray"/>
+        </w:rPr>
+        <w:t>Name_En</w:t>
+      </w:r>
+      <w:proofErr w:type="spellEnd"/>
+      <w:r>
+        <w:rPr>
+          <w:rFonts w:ascii="Arial" w:hAnsi="Arial" w:cs="Arial"/>
+          <w:color w:val="000000"/>
+          <w:sz w:val="18"/>
+          <w:highlight w:val="lightGray"/>
+        </w:rPr>
+        <w:t xml:space="preserve"> Column: Motasem Essam] -&gt; </w:t>
+      </w:r>
+      <w:r>
+        <w:rPr>
+          <w:rFonts w:ascii="Arial" w:hAnsi="Arial" w:cs="Arial"/>
           <w:b/>
           <w:color w:val="000000"/>
           <w:sz w:val="18"/>
@@ -1250,6 +1444,7 @@
       </w:r>
       <w:r>
         <w:rPr>
+          <w:rFonts w:ascii="Arial" w:hAnsi="Arial" w:cs="Arial"/>
           <w:color w:val="000000"/>
           <w:sz w:val="18"/>
           <w:highlight w:val="lightGray"/>
@@ -1258,6 +1453,7 @@
       </w:r>
       <w:r>
         <w:rPr>
+          <w:rFonts w:ascii="Arial" w:hAnsi="Arial" w:cs="Arial"/>
           <w:b/>
           <w:color w:val="000000"/>
           <w:sz w:val="18"/>
@@ -1267,6 +1463,7 @@
       </w:r>
       <w:r>
         <w:rPr>
+          <w:rFonts w:ascii="Arial" w:hAnsi="Arial" w:cs="Arial"/>
           <w:color w:val="000000"/>
           <w:sz w:val="18"/>
           <w:highlight w:val="lightGray"/>
@@ -1320,6 +1517,7 @@
         <w:rPr>
           <w:noProof/>
         </w:rPr>
+        <w:lastRenderedPageBreak/>
         <w:drawing>
           <wp:inline distT="0" distB="0" distL="0" distR="0" wp14:anchorId="2F16E657" wp14:editId="1C8F65AF">
             <wp:extent cx="5943600" cy="1236980"/>
@@ -1406,6 +1604,7 @@
                 <w:bCs/>
               </w:rPr>
             </w:pPr>
+            <w:proofErr w:type="spellStart"/>
             <w:r>
               <w:rPr>
                 <w:rFonts w:ascii="Roboto Mono" w:hAnsi="Roboto Mono"/>
@@ -1414,6 +1613,7 @@
               </w:rPr>
               <w:t>CustomerID</w:t>
             </w:r>
+            <w:proofErr w:type="spellEnd"/>
           </w:p>
         </w:tc>
         <w:tc>
@@ -1778,8 +1978,16 @@
         <w:rPr>
           <w:rFonts w:ascii="Roboto Mono" w:hAnsi="Roboto Mono"/>
         </w:rPr>
-        <w:t>INTO CustomersBackup</w:t>
-      </w:r>
+        <w:t xml:space="preserve">INTO </w:t>
+      </w:r>
+      <w:proofErr w:type="spellStart"/>
+      <w:r>
+        <w:rPr>
+          <w:rFonts w:ascii="Roboto Mono" w:hAnsi="Roboto Mono"/>
+        </w:rPr>
+        <w:t>CustomersBackup</w:t>
+      </w:r>
+      <w:proofErr w:type="spellEnd"/>
     </w:p>
     <w:p>
       <w:pPr>
@@ -1838,6 +2046,7 @@
         </w:rPr>
         <w:t xml:space="preserve">A new table named </w:t>
       </w:r>
+      <w:proofErr w:type="spellStart"/>
       <w:r>
         <w:rPr>
           <w:rFonts w:ascii="Roboto Mono" w:hAnsi="Roboto Mono"/>
@@ -1846,6 +2055,7 @@
         </w:rPr>
         <w:t>CustomersBackup</w:t>
       </w:r>
+      <w:proofErr w:type="spellEnd"/>
       <w:r>
         <w:rPr>
           <w:rFonts w:ascii="Roboto Mono" w:hAnsi="Roboto Mono"/>
@@ -1949,14 +2159,17 @@
                 <w:bCs/>
               </w:rPr>
             </w:pPr>
+            <w:proofErr w:type="spellStart"/>
             <w:r>
               <w:rPr>
                 <w:rFonts w:ascii="Roboto Mono" w:hAnsi="Roboto Mono"/>
                 <w:b/>
                 <w:bCs/>
               </w:rPr>
+              <w:lastRenderedPageBreak/>
               <w:t>CustomerID</w:t>
             </w:r>
+            <w:proofErr w:type="spellEnd"/>
           </w:p>
         </w:tc>
         <w:tc>
@@ -2242,6 +2455,7 @@
       </w:pPr>
       <w:r>
         <w:rPr>
+          <w:rFonts w:ascii="Arial" w:hAnsi="Arial" w:cs="Arial"/>
           <w:b/>
           <w:color w:val="000000"/>
           <w:sz w:val="18"/>
@@ -2251,14 +2465,36 @@
       </w:r>
       <w:r>
         <w:rPr>
-          <w:color w:val="000000"/>
-          <w:sz w:val="18"/>
-          <w:highlight w:val="lightGray"/>
-        </w:rPr>
-        <w:t xml:space="preserve">: Persons Table -&gt; ID Column: 1, Name_En Column: Motasem Essam] -&gt; </w:t>
-      </w:r>
-      <w:r>
-        <w:rPr>
+          <w:rFonts w:ascii="Arial" w:hAnsi="Arial" w:cs="Arial"/>
+          <w:color w:val="000000"/>
+          <w:sz w:val="18"/>
+          <w:highlight w:val="lightGray"/>
+        </w:rPr>
+        <w:t xml:space="preserve">: Persons Table -&gt; ID Column: 1, </w:t>
+      </w:r>
+      <w:proofErr w:type="spellStart"/>
+      <w:r>
+        <w:rPr>
+          <w:rFonts w:ascii="Arial" w:hAnsi="Arial" w:cs="Arial"/>
+          <w:color w:val="000000"/>
+          <w:sz w:val="18"/>
+          <w:highlight w:val="lightGray"/>
+        </w:rPr>
+        <w:t>Name_En</w:t>
+      </w:r>
+      <w:proofErr w:type="spellEnd"/>
+      <w:r>
+        <w:rPr>
+          <w:rFonts w:ascii="Arial" w:hAnsi="Arial" w:cs="Arial"/>
+          <w:color w:val="000000"/>
+          <w:sz w:val="18"/>
+          <w:highlight w:val="lightGray"/>
+        </w:rPr>
+        <w:t xml:space="preserve"> Column: Motasem Essam] -&gt; </w:t>
+      </w:r>
+      <w:r>
+        <w:rPr>
+          <w:rFonts w:ascii="Arial" w:hAnsi="Arial" w:cs="Arial"/>
           <w:b/>
           <w:color w:val="000000"/>
           <w:sz w:val="18"/>
@@ -2268,6 +2504,7 @@
       </w:r>
       <w:r>
         <w:rPr>
+          <w:rFonts w:ascii="Arial" w:hAnsi="Arial" w:cs="Arial"/>
           <w:color w:val="000000"/>
           <w:sz w:val="18"/>
           <w:highlight w:val="lightGray"/>
@@ -2276,6 +2513,7 @@
       </w:r>
       <w:r>
         <w:rPr>
+          <w:rFonts w:ascii="Arial" w:hAnsi="Arial" w:cs="Arial"/>
           <w:b/>
           <w:color w:val="000000"/>
           <w:sz w:val="18"/>
@@ -2285,6 +2523,7 @@
       </w:r>
       <w:r>
         <w:rPr>
+          <w:rFonts w:ascii="Arial" w:hAnsi="Arial" w:cs="Arial"/>
           <w:color w:val="000000"/>
           <w:sz w:val="18"/>
           <w:highlight w:val="lightGray"/>
@@ -2357,21 +2596,43 @@
         <w:rPr>
           <w:rFonts w:ascii="Roboto Mono" w:hAnsi="Roboto Mono"/>
         </w:rPr>
-        <w:t>SELECT CustomerID, Name</w:t>
-      </w:r>
-    </w:p>
-    <w:p>
-      <w:pPr>
-        <w:rPr>
-          <w:rFonts w:ascii="Roboto Mono" w:hAnsi="Roboto Mono"/>
-        </w:rPr>
-      </w:pPr>
-      <w:r>
-        <w:rPr>
-          <w:rFonts w:ascii="Roboto Mono" w:hAnsi="Roboto Mono"/>
-        </w:rPr>
-        <w:t>INTO CustomerNames</w:t>
-      </w:r>
+        <w:t xml:space="preserve">SELECT </w:t>
+      </w:r>
+      <w:proofErr w:type="spellStart"/>
+      <w:r>
+        <w:rPr>
+          <w:rFonts w:ascii="Roboto Mono" w:hAnsi="Roboto Mono"/>
+        </w:rPr>
+        <w:t>CustomerID</w:t>
+      </w:r>
+      <w:proofErr w:type="spellEnd"/>
+      <w:r>
+        <w:rPr>
+          <w:rFonts w:ascii="Roboto Mono" w:hAnsi="Roboto Mono"/>
+        </w:rPr>
+        <w:t>, Name</w:t>
+      </w:r>
+    </w:p>
+    <w:p>
+      <w:pPr>
+        <w:rPr>
+          <w:rFonts w:ascii="Roboto Mono" w:hAnsi="Roboto Mono"/>
+        </w:rPr>
+      </w:pPr>
+      <w:r>
+        <w:rPr>
+          <w:rFonts w:ascii="Roboto Mono" w:hAnsi="Roboto Mono"/>
+        </w:rPr>
+        <w:t xml:space="preserve">INTO </w:t>
+      </w:r>
+      <w:proofErr w:type="spellStart"/>
+      <w:r>
+        <w:rPr>
+          <w:rFonts w:ascii="Roboto Mono" w:hAnsi="Roboto Mono"/>
+        </w:rPr>
+        <w:t>CustomerNames</w:t>
+      </w:r>
+      <w:proofErr w:type="spellEnd"/>
     </w:p>
     <w:p>
       <w:pPr>
@@ -2515,6 +2776,7 @@
                 <w:bCs/>
               </w:rPr>
             </w:pPr>
+            <w:proofErr w:type="spellStart"/>
             <w:r>
               <w:rPr>
                 <w:rFonts w:ascii="Roboto Mono" w:hAnsi="Roboto Mono"/>
@@ -2523,6 +2785,7 @@
               </w:rPr>
               <w:t>CustomerID</w:t>
             </w:r>
+            <w:proofErr w:type="spellEnd"/>
           </w:p>
         </w:tc>
         <w:tc>
@@ -2660,6 +2923,7 @@
               <w:rPr>
                 <w:rFonts w:ascii="Roboto Mono" w:hAnsi="Roboto Mono"/>
               </w:rPr>
+              <w:lastRenderedPageBreak/>
               <w:t>3</w:t>
             </w:r>
           </w:p>
@@ -2737,6 +3001,7 @@
       </w:pPr>
       <w:r>
         <w:rPr>
+          <w:rFonts w:ascii="Arial" w:hAnsi="Arial" w:cs="Arial"/>
           <w:b/>
           <w:color w:val="000000"/>
           <w:sz w:val="18"/>
@@ -2746,14 +3011,36 @@
       </w:r>
       <w:r>
         <w:rPr>
-          <w:color w:val="000000"/>
-          <w:sz w:val="18"/>
-          <w:highlight w:val="lightGray"/>
-        </w:rPr>
-        <w:t xml:space="preserve">: Persons Table -&gt; ID Column: 1, Name_En Column: Motasem Essam] -&gt; </w:t>
-      </w:r>
-      <w:r>
-        <w:rPr>
+          <w:rFonts w:ascii="Arial" w:hAnsi="Arial" w:cs="Arial"/>
+          <w:color w:val="000000"/>
+          <w:sz w:val="18"/>
+          <w:highlight w:val="lightGray"/>
+        </w:rPr>
+        <w:t xml:space="preserve">: Persons Table -&gt; ID Column: 1, </w:t>
+      </w:r>
+      <w:proofErr w:type="spellStart"/>
+      <w:r>
+        <w:rPr>
+          <w:rFonts w:ascii="Arial" w:hAnsi="Arial" w:cs="Arial"/>
+          <w:color w:val="000000"/>
+          <w:sz w:val="18"/>
+          <w:highlight w:val="lightGray"/>
+        </w:rPr>
+        <w:t>Name_En</w:t>
+      </w:r>
+      <w:proofErr w:type="spellEnd"/>
+      <w:r>
+        <w:rPr>
+          <w:rFonts w:ascii="Arial" w:hAnsi="Arial" w:cs="Arial"/>
+          <w:color w:val="000000"/>
+          <w:sz w:val="18"/>
+          <w:highlight w:val="lightGray"/>
+        </w:rPr>
+        <w:t xml:space="preserve"> Column: Motasem Essam] -&gt; </w:t>
+      </w:r>
+      <w:r>
+        <w:rPr>
+          <w:rFonts w:ascii="Arial" w:hAnsi="Arial" w:cs="Arial"/>
           <w:b/>
           <w:color w:val="000000"/>
           <w:sz w:val="18"/>
@@ -2763,6 +3050,7 @@
       </w:r>
       <w:r>
         <w:rPr>
+          <w:rFonts w:ascii="Arial" w:hAnsi="Arial" w:cs="Arial"/>
           <w:color w:val="000000"/>
           <w:sz w:val="18"/>
           <w:highlight w:val="lightGray"/>
@@ -2771,6 +3059,7 @@
       </w:r>
       <w:r>
         <w:rPr>
+          <w:rFonts w:ascii="Arial" w:hAnsi="Arial" w:cs="Arial"/>
           <w:b/>
           <w:color w:val="000000"/>
           <w:sz w:val="18"/>
@@ -2780,6 +3069,7 @@
       </w:r>
       <w:r>
         <w:rPr>
+          <w:rFonts w:ascii="Arial" w:hAnsi="Arial" w:cs="Arial"/>
           <w:color w:val="000000"/>
           <w:sz w:val="18"/>
           <w:highlight w:val="lightGray"/>
@@ -2865,8 +3155,16 @@
         <w:rPr>
           <w:rFonts w:ascii="Roboto Mono" w:hAnsi="Roboto Mono"/>
         </w:rPr>
-        <w:t>INTO CairoCustomers</w:t>
-      </w:r>
+        <w:t xml:space="preserve">INTO </w:t>
+      </w:r>
+      <w:proofErr w:type="spellStart"/>
+      <w:r>
+        <w:rPr>
+          <w:rFonts w:ascii="Roboto Mono" w:hAnsi="Roboto Mono"/>
+        </w:rPr>
+        <w:t>CairoCustomers</w:t>
+      </w:r>
+      <w:proofErr w:type="spellEnd"/>
     </w:p>
     <w:p>
       <w:pPr>
@@ -3024,6 +3322,7 @@
                 <w:bCs/>
               </w:rPr>
             </w:pPr>
+            <w:proofErr w:type="spellStart"/>
             <w:r>
               <w:rPr>
                 <w:rFonts w:ascii="Roboto Mono" w:hAnsi="Roboto Mono"/>
@@ -3032,6 +3331,7 @@
               </w:rPr>
               <w:t>CustomerID</w:t>
             </w:r>
+            <w:proofErr w:type="spellEnd"/>
           </w:p>
         </w:tc>
         <w:tc>
@@ -3214,6 +3514,7 @@
       </w:pPr>
       <w:r>
         <w:rPr>
+          <w:rFonts w:ascii="Arial" w:hAnsi="Arial" w:cs="Arial"/>
           <w:b/>
           <w:color w:val="000000"/>
           <w:sz w:val="18"/>
@@ -3223,14 +3524,36 @@
       </w:r>
       <w:r>
         <w:rPr>
-          <w:color w:val="000000"/>
-          <w:sz w:val="18"/>
-          <w:highlight w:val="lightGray"/>
-        </w:rPr>
-        <w:t xml:space="preserve">: Persons Table -&gt; ID Column: 1, Name_En Column: Motasem Essam] -&gt; </w:t>
-      </w:r>
-      <w:r>
-        <w:rPr>
+          <w:rFonts w:ascii="Arial" w:hAnsi="Arial" w:cs="Arial"/>
+          <w:color w:val="000000"/>
+          <w:sz w:val="18"/>
+          <w:highlight w:val="lightGray"/>
+        </w:rPr>
+        <w:t xml:space="preserve">: Persons Table -&gt; ID Column: 1, </w:t>
+      </w:r>
+      <w:proofErr w:type="spellStart"/>
+      <w:r>
+        <w:rPr>
+          <w:rFonts w:ascii="Arial" w:hAnsi="Arial" w:cs="Arial"/>
+          <w:color w:val="000000"/>
+          <w:sz w:val="18"/>
+          <w:highlight w:val="lightGray"/>
+        </w:rPr>
+        <w:t>Name_En</w:t>
+      </w:r>
+      <w:proofErr w:type="spellEnd"/>
+      <w:r>
+        <w:rPr>
+          <w:rFonts w:ascii="Arial" w:hAnsi="Arial" w:cs="Arial"/>
+          <w:color w:val="000000"/>
+          <w:sz w:val="18"/>
+          <w:highlight w:val="lightGray"/>
+        </w:rPr>
+        <w:t xml:space="preserve"> Column: Motasem Essam] -&gt; </w:t>
+      </w:r>
+      <w:r>
+        <w:rPr>
+          <w:rFonts w:ascii="Arial" w:hAnsi="Arial" w:cs="Arial"/>
           <w:b/>
           <w:color w:val="000000"/>
           <w:sz w:val="18"/>
@@ -3240,6 +3563,7 @@
       </w:r>
       <w:r>
         <w:rPr>
+          <w:rFonts w:ascii="Arial" w:hAnsi="Arial" w:cs="Arial"/>
           <w:color w:val="000000"/>
           <w:sz w:val="18"/>
           <w:highlight w:val="lightGray"/>
@@ -3248,6 +3572,7 @@
       </w:r>
       <w:r>
         <w:rPr>
+          <w:rFonts w:ascii="Arial" w:hAnsi="Arial" w:cs="Arial"/>
           <w:b/>
           <w:color w:val="000000"/>
           <w:sz w:val="18"/>
@@ -3257,6 +3582,7 @@
       </w:r>
       <w:r>
         <w:rPr>
+          <w:rFonts w:ascii="Arial" w:hAnsi="Arial" w:cs="Arial"/>
           <w:color w:val="000000"/>
           <w:sz w:val="18"/>
           <w:highlight w:val="lightGray"/>
@@ -3269,6 +3595,7 @@
         <w:rPr>
           <w:noProof/>
         </w:rPr>
+        <w:lastRenderedPageBreak/>
         <w:drawing>
           <wp:inline distT="0" distB="0" distL="0" distR="0" wp14:anchorId="6615DDC5" wp14:editId="6FE9B0DF">
             <wp:extent cx="5943600" cy="1536065"/>
@@ -3342,34 +3669,64 @@
         <w:rPr>
           <w:rFonts w:ascii="Roboto Mono" w:hAnsi="Roboto Mono"/>
         </w:rPr>
-        <w:t xml:space="preserve">    Customers.Name,</w:t>
-      </w:r>
-    </w:p>
-    <w:p>
-      <w:pPr>
-        <w:rPr>
-          <w:rFonts w:ascii="Roboto Mono" w:hAnsi="Roboto Mono"/>
-        </w:rPr>
-      </w:pPr>
-      <w:r>
-        <w:rPr>
-          <w:rFonts w:ascii="Roboto Mono" w:hAnsi="Roboto Mono"/>
-        </w:rPr>
-        <w:t xml:space="preserve">    Orders.OrderID</w:t>
-      </w:r>
-    </w:p>
-    <w:p>
-      <w:pPr>
-        <w:rPr>
-          <w:rFonts w:ascii="Roboto Mono" w:hAnsi="Roboto Mono"/>
-        </w:rPr>
-      </w:pPr>
-      <w:r>
-        <w:rPr>
-          <w:rFonts w:ascii="Roboto Mono" w:hAnsi="Roboto Mono"/>
-        </w:rPr>
-        <w:t>INTO CustomerOrders</w:t>
-      </w:r>
+        <w:t xml:space="preserve">    </w:t>
+      </w:r>
+      <w:proofErr w:type="spellStart"/>
+      <w:r>
+        <w:rPr>
+          <w:rFonts w:ascii="Roboto Mono" w:hAnsi="Roboto Mono"/>
+        </w:rPr>
+        <w:t>Customers.Name</w:t>
+      </w:r>
+      <w:proofErr w:type="spellEnd"/>
+      <w:r>
+        <w:rPr>
+          <w:rFonts w:ascii="Roboto Mono" w:hAnsi="Roboto Mono"/>
+        </w:rPr>
+        <w:t>,</w:t>
+      </w:r>
+    </w:p>
+    <w:p>
+      <w:pPr>
+        <w:rPr>
+          <w:rFonts w:ascii="Roboto Mono" w:hAnsi="Roboto Mono"/>
+        </w:rPr>
+      </w:pPr>
+      <w:r>
+        <w:rPr>
+          <w:rFonts w:ascii="Roboto Mono" w:hAnsi="Roboto Mono"/>
+        </w:rPr>
+        <w:t xml:space="preserve">    </w:t>
+      </w:r>
+      <w:proofErr w:type="spellStart"/>
+      <w:r>
+        <w:rPr>
+          <w:rFonts w:ascii="Roboto Mono" w:hAnsi="Roboto Mono"/>
+        </w:rPr>
+        <w:t>Orders.OrderID</w:t>
+      </w:r>
+      <w:proofErr w:type="spellEnd"/>
+    </w:p>
+    <w:p>
+      <w:pPr>
+        <w:rPr>
+          <w:rFonts w:ascii="Roboto Mono" w:hAnsi="Roboto Mono"/>
+        </w:rPr>
+      </w:pPr>
+      <w:r>
+        <w:rPr>
+          <w:rFonts w:ascii="Roboto Mono" w:hAnsi="Roboto Mono"/>
+        </w:rPr>
+        <w:t xml:space="preserve">INTO </w:t>
+      </w:r>
+      <w:proofErr w:type="spellStart"/>
+      <w:r>
+        <w:rPr>
+          <w:rFonts w:ascii="Roboto Mono" w:hAnsi="Roboto Mono"/>
+        </w:rPr>
+        <w:t>CustomerOrders</w:t>
+      </w:r>
+      <w:proofErr w:type="spellEnd"/>
     </w:p>
     <w:p>
       <w:pPr>
@@ -3407,7 +3764,35 @@
         <w:rPr>
           <w:rFonts w:ascii="Roboto Mono" w:hAnsi="Roboto Mono"/>
         </w:rPr>
-        <w:t>ON Customers.CustomerID = Orders.CustomerID;</w:t>
+        <w:t xml:space="preserve">ON </w:t>
+      </w:r>
+      <w:proofErr w:type="spellStart"/>
+      <w:r>
+        <w:rPr>
+          <w:rFonts w:ascii="Roboto Mono" w:hAnsi="Roboto Mono"/>
+        </w:rPr>
+        <w:t>Customers.CustomerID</w:t>
+      </w:r>
+      <w:proofErr w:type="spellEnd"/>
+      <w:r>
+        <w:rPr>
+          <w:rFonts w:ascii="Roboto Mono" w:hAnsi="Roboto Mono"/>
+        </w:rPr>
+        <w:t xml:space="preserve"> = </w:t>
+      </w:r>
+      <w:proofErr w:type="spellStart"/>
+      <w:r>
+        <w:rPr>
+          <w:rFonts w:ascii="Roboto Mono" w:hAnsi="Roboto Mono"/>
+        </w:rPr>
+        <w:t>Orders.CustomerID</w:t>
+      </w:r>
+      <w:proofErr w:type="spellEnd"/>
+      <w:r>
+        <w:rPr>
+          <w:rFonts w:ascii="Roboto Mono" w:hAnsi="Roboto Mono"/>
+        </w:rPr>
+        <w:t>;</w:t>
       </w:r>
     </w:p>
     <w:p>
@@ -3701,6 +4086,7 @@
         <w:rPr>
           <w:rFonts w:ascii="Segoe UI Emoji" w:hAnsi="Segoe UI Emoji" w:cs="Segoe UI Emoji"/>
         </w:rPr>
+        <w:lastRenderedPageBreak/>
         <w:t>🧪</w:t>
       </w:r>
       <w:r>
@@ -3733,6 +4119,7 @@
       </w:pPr>
       <w:r>
         <w:rPr>
+          <w:rFonts w:ascii="Arial" w:hAnsi="Arial" w:cs="Arial"/>
           <w:b/>
           <w:color w:val="000000"/>
           <w:sz w:val="18"/>
@@ -3742,14 +4129,36 @@
       </w:r>
       <w:r>
         <w:rPr>
-          <w:color w:val="000000"/>
-          <w:sz w:val="18"/>
-          <w:highlight w:val="lightGray"/>
-        </w:rPr>
-        <w:t xml:space="preserve">: Persons Table -&gt; ID Column: 1, Name_En Column: Motasem Essam] -&gt; </w:t>
-      </w:r>
-      <w:r>
-        <w:rPr>
+          <w:rFonts w:ascii="Arial" w:hAnsi="Arial" w:cs="Arial"/>
+          <w:color w:val="000000"/>
+          <w:sz w:val="18"/>
+          <w:highlight w:val="lightGray"/>
+        </w:rPr>
+        <w:t xml:space="preserve">: Persons Table -&gt; ID Column: 1, </w:t>
+      </w:r>
+      <w:proofErr w:type="spellStart"/>
+      <w:r>
+        <w:rPr>
+          <w:rFonts w:ascii="Arial" w:hAnsi="Arial" w:cs="Arial"/>
+          <w:color w:val="000000"/>
+          <w:sz w:val="18"/>
+          <w:highlight w:val="lightGray"/>
+        </w:rPr>
+        <w:t>Name_En</w:t>
+      </w:r>
+      <w:proofErr w:type="spellEnd"/>
+      <w:r>
+        <w:rPr>
+          <w:rFonts w:ascii="Arial" w:hAnsi="Arial" w:cs="Arial"/>
+          <w:color w:val="000000"/>
+          <w:sz w:val="18"/>
+          <w:highlight w:val="lightGray"/>
+        </w:rPr>
+        <w:t xml:space="preserve"> Column: Motasem Essam] -&gt; </w:t>
+      </w:r>
+      <w:r>
+        <w:rPr>
+          <w:rFonts w:ascii="Arial" w:hAnsi="Arial" w:cs="Arial"/>
           <w:b/>
           <w:color w:val="000000"/>
           <w:sz w:val="18"/>
@@ -3759,6 +4168,7 @@
       </w:r>
       <w:r>
         <w:rPr>
+          <w:rFonts w:ascii="Arial" w:hAnsi="Arial" w:cs="Arial"/>
           <w:color w:val="000000"/>
           <w:sz w:val="18"/>
           <w:highlight w:val="lightGray"/>
@@ -3767,6 +4177,7 @@
       </w:r>
       <w:r>
         <w:rPr>
+          <w:rFonts w:ascii="Arial" w:hAnsi="Arial" w:cs="Arial"/>
           <w:b/>
           <w:color w:val="000000"/>
           <w:sz w:val="18"/>
@@ -3776,6 +4187,7 @@
       </w:r>
       <w:r>
         <w:rPr>
+          <w:rFonts w:ascii="Arial" w:hAnsi="Arial" w:cs="Arial"/>
           <w:color w:val="000000"/>
           <w:sz w:val="18"/>
           <w:highlight w:val="lightGray"/>
@@ -3861,7 +4273,21 @@
         <w:rPr>
           <w:rFonts w:ascii="Roboto Mono" w:hAnsi="Roboto Mono"/>
         </w:rPr>
-        <w:t xml:space="preserve">    CustomerID INT PRIMARY KEY,</w:t>
+        <w:t xml:space="preserve">    </w:t>
+      </w:r>
+      <w:proofErr w:type="spellStart"/>
+      <w:r>
+        <w:rPr>
+          <w:rFonts w:ascii="Roboto Mono" w:hAnsi="Roboto Mono"/>
+        </w:rPr>
+        <w:t>CustomerID</w:t>
+      </w:r>
+      <w:proofErr w:type="spellEnd"/>
+      <w:r>
+        <w:rPr>
+          <w:rFonts w:ascii="Roboto Mono" w:hAnsi="Roboto Mono"/>
+        </w:rPr>
+        <w:t xml:space="preserve"> INT PRIMARY KEY,</w:t>
       </w:r>
     </w:p>
     <w:p>
@@ -3944,6 +4370,7 @@
       </w:pPr>
       <w:r>
         <w:rPr>
+          <w:rFonts w:ascii="Arial" w:hAnsi="Arial" w:cs="Arial"/>
           <w:b/>
           <w:color w:val="000000"/>
           <w:sz w:val="18"/>
@@ -3953,14 +4380,36 @@
       </w:r>
       <w:r>
         <w:rPr>
-          <w:color w:val="000000"/>
-          <w:sz w:val="18"/>
-          <w:highlight w:val="lightGray"/>
-        </w:rPr>
-        <w:t xml:space="preserve">: Persons Table -&gt; ID Column: 1, Name_En Column: Motasem Essam] -&gt; </w:t>
-      </w:r>
-      <w:r>
-        <w:rPr>
+          <w:rFonts w:ascii="Arial" w:hAnsi="Arial" w:cs="Arial"/>
+          <w:color w:val="000000"/>
+          <w:sz w:val="18"/>
+          <w:highlight w:val="lightGray"/>
+        </w:rPr>
+        <w:t xml:space="preserve">: Persons Table -&gt; ID Column: 1, </w:t>
+      </w:r>
+      <w:proofErr w:type="spellStart"/>
+      <w:r>
+        <w:rPr>
+          <w:rFonts w:ascii="Arial" w:hAnsi="Arial" w:cs="Arial"/>
+          <w:color w:val="000000"/>
+          <w:sz w:val="18"/>
+          <w:highlight w:val="lightGray"/>
+        </w:rPr>
+        <w:t>Name_En</w:t>
+      </w:r>
+      <w:proofErr w:type="spellEnd"/>
+      <w:r>
+        <w:rPr>
+          <w:rFonts w:ascii="Arial" w:hAnsi="Arial" w:cs="Arial"/>
+          <w:color w:val="000000"/>
+          <w:sz w:val="18"/>
+          <w:highlight w:val="lightGray"/>
+        </w:rPr>
+        <w:t xml:space="preserve"> Column: Motasem Essam] -&gt; </w:t>
+      </w:r>
+      <w:r>
+        <w:rPr>
+          <w:rFonts w:ascii="Arial" w:hAnsi="Arial" w:cs="Arial"/>
           <w:b/>
           <w:color w:val="000000"/>
           <w:sz w:val="18"/>
@@ -3970,6 +4419,7 @@
       </w:r>
       <w:r>
         <w:rPr>
+          <w:rFonts w:ascii="Arial" w:hAnsi="Arial" w:cs="Arial"/>
           <w:color w:val="000000"/>
           <w:sz w:val="18"/>
           <w:highlight w:val="lightGray"/>
@@ -3978,6 +4428,7 @@
       </w:r>
       <w:r>
         <w:rPr>
+          <w:rFonts w:ascii="Arial" w:hAnsi="Arial" w:cs="Arial"/>
           <w:b/>
           <w:color w:val="000000"/>
           <w:sz w:val="18"/>
@@ -3987,6 +4438,7 @@
       </w:r>
       <w:r>
         <w:rPr>
+          <w:rFonts w:ascii="Arial" w:hAnsi="Arial" w:cs="Arial"/>
           <w:color w:val="000000"/>
           <w:sz w:val="18"/>
           <w:highlight w:val="lightGray"/>
@@ -4111,6 +4563,7 @@
         <w:rPr>
           <w:rFonts w:ascii="Roboto Mono" w:hAnsi="Roboto Mono"/>
         </w:rPr>
+        <w:lastRenderedPageBreak/>
         <w:t>(3, 'Ahmed', 'Cairo'),</w:t>
       </w:r>
     </w:p>
@@ -4168,6 +4621,7 @@
       </w:pPr>
       <w:r>
         <w:rPr>
+          <w:rFonts w:ascii="Arial" w:hAnsi="Arial" w:cs="Arial"/>
           <w:b/>
           <w:color w:val="000000"/>
           <w:sz w:val="18"/>
@@ -4177,14 +4631,36 @@
       </w:r>
       <w:r>
         <w:rPr>
-          <w:color w:val="000000"/>
-          <w:sz w:val="18"/>
-          <w:highlight w:val="lightGray"/>
-        </w:rPr>
-        <w:t xml:space="preserve">: Persons Table -&gt; ID Column: 1, Name_En Column: Motasem Essam] -&gt; </w:t>
-      </w:r>
-      <w:r>
-        <w:rPr>
+          <w:rFonts w:ascii="Arial" w:hAnsi="Arial" w:cs="Arial"/>
+          <w:color w:val="000000"/>
+          <w:sz w:val="18"/>
+          <w:highlight w:val="lightGray"/>
+        </w:rPr>
+        <w:t xml:space="preserve">: Persons Table -&gt; ID Column: 1, </w:t>
+      </w:r>
+      <w:proofErr w:type="spellStart"/>
+      <w:r>
+        <w:rPr>
+          <w:rFonts w:ascii="Arial" w:hAnsi="Arial" w:cs="Arial"/>
+          <w:color w:val="000000"/>
+          <w:sz w:val="18"/>
+          <w:highlight w:val="lightGray"/>
+        </w:rPr>
+        <w:t>Name_En</w:t>
+      </w:r>
+      <w:proofErr w:type="spellEnd"/>
+      <w:r>
+        <w:rPr>
+          <w:rFonts w:ascii="Arial" w:hAnsi="Arial" w:cs="Arial"/>
+          <w:color w:val="000000"/>
+          <w:sz w:val="18"/>
+          <w:highlight w:val="lightGray"/>
+        </w:rPr>
+        <w:t xml:space="preserve"> Column: Motasem Essam] -&gt; </w:t>
+      </w:r>
+      <w:r>
+        <w:rPr>
+          <w:rFonts w:ascii="Arial" w:hAnsi="Arial" w:cs="Arial"/>
           <w:b/>
           <w:color w:val="000000"/>
           <w:sz w:val="18"/>
@@ -4194,6 +4670,7 @@
       </w:r>
       <w:r>
         <w:rPr>
+          <w:rFonts w:ascii="Arial" w:hAnsi="Arial" w:cs="Arial"/>
           <w:color w:val="000000"/>
           <w:sz w:val="18"/>
           <w:highlight w:val="lightGray"/>
@@ -4202,6 +4679,7 @@
       </w:r>
       <w:r>
         <w:rPr>
+          <w:rFonts w:ascii="Arial" w:hAnsi="Arial" w:cs="Arial"/>
           <w:b/>
           <w:color w:val="000000"/>
           <w:sz w:val="18"/>
@@ -4211,6 +4689,7 @@
       </w:r>
       <w:r>
         <w:rPr>
+          <w:rFonts w:ascii="Arial" w:hAnsi="Arial" w:cs="Arial"/>
           <w:color w:val="000000"/>
           <w:sz w:val="18"/>
           <w:highlight w:val="lightGray"/>
@@ -4412,6 +4891,7 @@
                 <w:bCs/>
               </w:rPr>
             </w:pPr>
+            <w:proofErr w:type="spellStart"/>
             <w:r>
               <w:rPr>
                 <w:rFonts w:ascii="Roboto Mono" w:hAnsi="Roboto Mono"/>
@@ -4420,6 +4900,7 @@
               </w:rPr>
               <w:t>CustomerID</w:t>
             </w:r>
+            <w:proofErr w:type="spellEnd"/>
           </w:p>
         </w:tc>
         <w:tc>
@@ -4773,6 +5254,7 @@
       </w:pPr>
       <w:r>
         <w:rPr>
+          <w:rFonts w:ascii="Arial" w:hAnsi="Arial" w:cs="Arial"/>
           <w:b/>
           <w:color w:val="000000"/>
           <w:sz w:val="18"/>
@@ -4782,14 +5264,36 @@
       </w:r>
       <w:r>
         <w:rPr>
-          <w:color w:val="000000"/>
-          <w:sz w:val="18"/>
-          <w:highlight w:val="lightGray"/>
-        </w:rPr>
-        <w:t xml:space="preserve">: Persons Table -&gt; ID Column: 1, Name_En Column: Motasem Essam] -&gt; </w:t>
-      </w:r>
-      <w:r>
-        <w:rPr>
+          <w:rFonts w:ascii="Arial" w:hAnsi="Arial" w:cs="Arial"/>
+          <w:color w:val="000000"/>
+          <w:sz w:val="18"/>
+          <w:highlight w:val="lightGray"/>
+        </w:rPr>
+        <w:t xml:space="preserve">: Persons Table -&gt; ID Column: 1, </w:t>
+      </w:r>
+      <w:proofErr w:type="spellStart"/>
+      <w:r>
+        <w:rPr>
+          <w:rFonts w:ascii="Arial" w:hAnsi="Arial" w:cs="Arial"/>
+          <w:color w:val="000000"/>
+          <w:sz w:val="18"/>
+          <w:highlight w:val="lightGray"/>
+        </w:rPr>
+        <w:t>Name_En</w:t>
+      </w:r>
+      <w:proofErr w:type="spellEnd"/>
+      <w:r>
+        <w:rPr>
+          <w:rFonts w:ascii="Arial" w:hAnsi="Arial" w:cs="Arial"/>
+          <w:color w:val="000000"/>
+          <w:sz w:val="18"/>
+          <w:highlight w:val="lightGray"/>
+        </w:rPr>
+        <w:t xml:space="preserve"> Column: Motasem Essam] -&gt; </w:t>
+      </w:r>
+      <w:r>
+        <w:rPr>
+          <w:rFonts w:ascii="Arial" w:hAnsi="Arial" w:cs="Arial"/>
           <w:b/>
           <w:color w:val="000000"/>
           <w:sz w:val="18"/>
@@ -4799,6 +5303,7 @@
       </w:r>
       <w:r>
         <w:rPr>
+          <w:rFonts w:ascii="Arial" w:hAnsi="Arial" w:cs="Arial"/>
           <w:color w:val="000000"/>
           <w:sz w:val="18"/>
           <w:highlight w:val="lightGray"/>
@@ -4807,6 +5312,7 @@
       </w:r>
       <w:r>
         <w:rPr>
+          <w:rFonts w:ascii="Arial" w:hAnsi="Arial" w:cs="Arial"/>
           <w:b/>
           <w:color w:val="000000"/>
           <w:sz w:val="18"/>
@@ -4816,6 +5322,7 @@
       </w:r>
       <w:r>
         <w:rPr>
+          <w:rFonts w:ascii="Arial" w:hAnsi="Arial" w:cs="Arial"/>
           <w:color w:val="000000"/>
           <w:sz w:val="18"/>
           <w:highlight w:val="lightGray"/>
@@ -4828,6 +5335,7 @@
         <w:rPr>
           <w:noProof/>
         </w:rPr>
+        <w:lastRenderedPageBreak/>
         <w:drawing>
           <wp:inline distT="0" distB="0" distL="0" distR="0" wp14:anchorId="081C0D4B" wp14:editId="37369D82">
             <wp:extent cx="5943600" cy="951230"/>
@@ -4888,7 +5396,21 @@
         <w:rPr>
           <w:rFonts w:ascii="Roboto Mono" w:hAnsi="Roboto Mono"/>
         </w:rPr>
-        <w:t>CREATE TABLE CustomersBackup AS</w:t>
+        <w:t xml:space="preserve">CREATE TABLE </w:t>
+      </w:r>
+      <w:proofErr w:type="spellStart"/>
+      <w:r>
+        <w:rPr>
+          <w:rFonts w:ascii="Roboto Mono" w:hAnsi="Roboto Mono"/>
+        </w:rPr>
+        <w:t>CustomersBackup</w:t>
+      </w:r>
+      <w:proofErr w:type="spellEnd"/>
+      <w:r>
+        <w:rPr>
+          <w:rFonts w:ascii="Roboto Mono" w:hAnsi="Roboto Mono"/>
+        </w:rPr>
+        <w:t xml:space="preserve"> AS</w:t>
       </w:r>
     </w:p>
     <w:p>
@@ -5049,7 +5571,21 @@
         <w:rPr>
           <w:rFonts w:ascii="Roboto Mono" w:hAnsi="Roboto Mono"/>
         </w:rPr>
-        <w:t>CREATE TABLE CustomersBackup AS</w:t>
+        <w:t xml:space="preserve">CREATE TABLE </w:t>
+      </w:r>
+      <w:proofErr w:type="spellStart"/>
+      <w:r>
+        <w:rPr>
+          <w:rFonts w:ascii="Roboto Mono" w:hAnsi="Roboto Mono"/>
+        </w:rPr>
+        <w:t>CustomersBackup</w:t>
+      </w:r>
+      <w:proofErr w:type="spellEnd"/>
+      <w:r>
+        <w:rPr>
+          <w:rFonts w:ascii="Roboto Mono" w:hAnsi="Roboto Mono"/>
+        </w:rPr>
+        <w:t xml:space="preserve"> AS</w:t>
       </w:r>
     </w:p>
     <w:p>
@@ -5118,6 +5654,7 @@
         <w:pStyle w:val="Heading3"/>
       </w:pPr>
       <w:r>
+        <w:lastRenderedPageBreak/>
         <w:t>5️</w:t>
       </w:r>
       <w:r>
@@ -5139,6 +5676,7 @@
       </w:pPr>
       <w:r>
         <w:rPr>
+          <w:rFonts w:ascii="Arial" w:hAnsi="Arial" w:cs="Arial"/>
           <w:b/>
           <w:color w:val="000000"/>
           <w:sz w:val="18"/>
@@ -5148,14 +5686,36 @@
       </w:r>
       <w:r>
         <w:rPr>
-          <w:color w:val="000000"/>
-          <w:sz w:val="18"/>
-          <w:highlight w:val="lightGray"/>
-        </w:rPr>
-        <w:t xml:space="preserve">: Persons Table -&gt; ID Column: 1, Name_En Column: Motasem Essam] -&gt; </w:t>
-      </w:r>
-      <w:r>
-        <w:rPr>
+          <w:rFonts w:ascii="Arial" w:hAnsi="Arial" w:cs="Arial"/>
+          <w:color w:val="000000"/>
+          <w:sz w:val="18"/>
+          <w:highlight w:val="lightGray"/>
+        </w:rPr>
+        <w:t xml:space="preserve">: Persons Table -&gt; ID Column: 1, </w:t>
+      </w:r>
+      <w:proofErr w:type="spellStart"/>
+      <w:r>
+        <w:rPr>
+          <w:rFonts w:ascii="Arial" w:hAnsi="Arial" w:cs="Arial"/>
+          <w:color w:val="000000"/>
+          <w:sz w:val="18"/>
+          <w:highlight w:val="lightGray"/>
+        </w:rPr>
+        <w:t>Name_En</w:t>
+      </w:r>
+      <w:proofErr w:type="spellEnd"/>
+      <w:r>
+        <w:rPr>
+          <w:rFonts w:ascii="Arial" w:hAnsi="Arial" w:cs="Arial"/>
+          <w:color w:val="000000"/>
+          <w:sz w:val="18"/>
+          <w:highlight w:val="lightGray"/>
+        </w:rPr>
+        <w:t xml:space="preserve"> Column: Motasem Essam] -&gt; </w:t>
+      </w:r>
+      <w:r>
+        <w:rPr>
+          <w:rFonts w:ascii="Arial" w:hAnsi="Arial" w:cs="Arial"/>
           <w:b/>
           <w:color w:val="000000"/>
           <w:sz w:val="18"/>
@@ -5165,6 +5725,7 @@
       </w:r>
       <w:r>
         <w:rPr>
+          <w:rFonts w:ascii="Arial" w:hAnsi="Arial" w:cs="Arial"/>
           <w:color w:val="000000"/>
           <w:sz w:val="18"/>
           <w:highlight w:val="lightGray"/>
@@ -5173,6 +5734,7 @@
       </w:r>
       <w:r>
         <w:rPr>
+          <w:rFonts w:ascii="Arial" w:hAnsi="Arial" w:cs="Arial"/>
           <w:b/>
           <w:color w:val="000000"/>
           <w:sz w:val="18"/>
@@ -5182,6 +5744,7 @@
       </w:r>
       <w:r>
         <w:rPr>
+          <w:rFonts w:ascii="Arial" w:hAnsi="Arial" w:cs="Arial"/>
           <w:color w:val="000000"/>
           <w:sz w:val="18"/>
           <w:highlight w:val="lightGray"/>
@@ -5267,7 +5830,21 @@
         <w:rPr>
           <w:rFonts w:ascii="Roboto Mono" w:hAnsi="Roboto Mono"/>
         </w:rPr>
-        <w:t>FROM CustomersBackup;</w:t>
+        <w:t xml:space="preserve">FROM </w:t>
+      </w:r>
+      <w:proofErr w:type="spellStart"/>
+      <w:r>
+        <w:rPr>
+          <w:rFonts w:ascii="Roboto Mono" w:hAnsi="Roboto Mono"/>
+        </w:rPr>
+        <w:t>CustomersBackup</w:t>
+      </w:r>
+      <w:proofErr w:type="spellEnd"/>
+      <w:r>
+        <w:rPr>
+          <w:rFonts w:ascii="Roboto Mono" w:hAnsi="Roboto Mono"/>
+        </w:rPr>
+        <w:t>;</w:t>
       </w:r>
     </w:p>
     <w:p>
@@ -5383,6 +5960,7 @@
                 <w:bCs/>
               </w:rPr>
             </w:pPr>
+            <w:proofErr w:type="spellStart"/>
             <w:r>
               <w:rPr>
                 <w:rFonts w:ascii="Roboto Mono" w:hAnsi="Roboto Mono"/>
@@ -5391,6 +5969,7 @@
               </w:rPr>
               <w:t>CustomerID</w:t>
             </w:r>
+            <w:proofErr w:type="spellEnd"/>
           </w:p>
         </w:tc>
         <w:tc>
@@ -5757,19 +6336,23 @@
     <w:p>
       <w:pPr>
         <w:rPr>
-          <w:sz w:val="18"/>
-        </w:rPr>
-      </w:pPr>
-      <w:r>
-        <w:rPr>
+          <w:rFonts w:asciiTheme="minorBidi" w:hAnsiTheme="minorBidi"/>
+          <w:sz w:val="18"/>
+        </w:rPr>
+      </w:pPr>
+      <w:r>
+        <w:rPr>
+          <w:rFonts w:asciiTheme="minorBidi" w:hAnsiTheme="minorBidi"/>
           <w:b/>
           <w:sz w:val="18"/>
           <w:highlight w:val="lightGray"/>
         </w:rPr>
         <w:t xml:space="preserve"># Source: </w:t>
       </w:r>
-      <w:r>
-        <w:rPr>
+      <w:proofErr w:type="spellStart"/>
+      <w:r>
+        <w:rPr>
+          <w:rFonts w:asciiTheme="minorBidi" w:hAnsiTheme="minorBidi"/>
           <w:b/>
           <w:color w:val="000000"/>
           <w:sz w:val="18"/>
@@ -5777,8 +6360,10 @@
         </w:rPr>
         <w:t>ScreenShot</w:t>
       </w:r>
-      <w:r>
-        <w:rPr>
+      <w:proofErr w:type="spellEnd"/>
+      <w:r>
+        <w:rPr>
+          <w:rFonts w:asciiTheme="minorBidi" w:hAnsiTheme="minorBidi"/>
           <w:sz w:val="18"/>
           <w:highlight w:val="lightGray"/>
         </w:rPr>
@@ -5786,6 +6371,7 @@
       </w:r>
       <w:r>
         <w:rPr>
+          <w:rFonts w:asciiTheme="minorBidi" w:hAnsiTheme="minorBidi"/>
           <w:b/>
           <w:sz w:val="18"/>
           <w:highlight w:val="lightGray"/>
@@ -5794,6 +6380,7 @@
       </w:r>
       <w:r>
         <w:rPr>
+          <w:rFonts w:asciiTheme="minorBidi" w:hAnsiTheme="minorBidi"/>
           <w:sz w:val="18"/>
           <w:highlight w:val="lightGray"/>
         </w:rPr>
@@ -5801,6 +6388,7 @@
       </w:r>
       <w:r>
         <w:rPr>
+          <w:rFonts w:asciiTheme="minorBidi" w:hAnsiTheme="minorBidi"/>
           <w:b/>
           <w:sz w:val="18"/>
           <w:highlight w:val="lightGray"/>
@@ -5809,13 +6397,33 @@
       </w:r>
       <w:r>
         <w:rPr>
-          <w:sz w:val="18"/>
-          <w:highlight w:val="lightGray"/>
-        </w:rPr>
-        <w:t xml:space="preserve"> [Persons Table -&gt; ID Column: 1, Name_En Column: Motasem Essam] -&gt; </w:t>
-      </w:r>
-      <w:r>
-        <w:rPr>
+          <w:rFonts w:asciiTheme="minorBidi" w:hAnsiTheme="minorBidi"/>
+          <w:sz w:val="18"/>
+          <w:highlight w:val="lightGray"/>
+        </w:rPr>
+        <w:t xml:space="preserve"> [Persons Table -&gt; ID Column: 1, </w:t>
+      </w:r>
+      <w:proofErr w:type="spellStart"/>
+      <w:r>
+        <w:rPr>
+          <w:rFonts w:asciiTheme="minorBidi" w:hAnsiTheme="minorBidi"/>
+          <w:sz w:val="18"/>
+          <w:highlight w:val="lightGray"/>
+        </w:rPr>
+        <w:t>Name_En</w:t>
+      </w:r>
+      <w:proofErr w:type="spellEnd"/>
+      <w:r>
+        <w:rPr>
+          <w:rFonts w:asciiTheme="minorBidi" w:hAnsiTheme="minorBidi"/>
+          <w:sz w:val="18"/>
+          <w:highlight w:val="lightGray"/>
+        </w:rPr>
+        <w:t xml:space="preserve"> Column: Motasem Essam] -&gt; </w:t>
+      </w:r>
+      <w:r>
+        <w:rPr>
+          <w:rFonts w:asciiTheme="minorBidi" w:hAnsiTheme="minorBidi"/>
           <w:b/>
           <w:sz w:val="18"/>
           <w:highlight w:val="lightGray"/>
@@ -5824,13 +6432,33 @@
       </w:r>
       <w:r>
         <w:rPr>
-          <w:sz w:val="18"/>
-          <w:highlight w:val="lightGray"/>
-        </w:rPr>
-        <w:t xml:space="preserve"> [Automation Table -&gt; ID Column: 16, Name_En Column: Screen Capture] -&gt; </w:t>
-      </w:r>
-      <w:r>
-        <w:rPr>
+          <w:rFonts w:asciiTheme="minorBidi" w:hAnsiTheme="minorBidi"/>
+          <w:sz w:val="18"/>
+          <w:highlight w:val="lightGray"/>
+        </w:rPr>
+        <w:t xml:space="preserve"> [Automation Table -&gt; ID Column: 16, </w:t>
+      </w:r>
+      <w:proofErr w:type="spellStart"/>
+      <w:r>
+        <w:rPr>
+          <w:rFonts w:asciiTheme="minorBidi" w:hAnsiTheme="minorBidi"/>
+          <w:sz w:val="18"/>
+          <w:highlight w:val="lightGray"/>
+        </w:rPr>
+        <w:t>Name_En</w:t>
+      </w:r>
+      <w:proofErr w:type="spellEnd"/>
+      <w:r>
+        <w:rPr>
+          <w:rFonts w:asciiTheme="minorBidi" w:hAnsiTheme="minorBidi"/>
+          <w:sz w:val="18"/>
+          <w:highlight w:val="lightGray"/>
+        </w:rPr>
+        <w:t xml:space="preserve"> Column: Screen Capture] -&gt; </w:t>
+      </w:r>
+      <w:r>
+        <w:rPr>
+          <w:rFonts w:asciiTheme="minorBidi" w:hAnsiTheme="minorBidi"/>
           <w:b/>
           <w:color w:val="000000"/>
           <w:sz w:val="18"/>
@@ -5840,14 +6468,36 @@
       </w:r>
       <w:r>
         <w:rPr>
-          <w:color w:val="000000"/>
-          <w:sz w:val="18"/>
-          <w:highlight w:val="lightGray"/>
-        </w:rPr>
-        <w:t>[Operating System: Wampserver64 -&gt; phpmyadmin]</w:t>
-      </w:r>
-      <w:r>
-        <w:rPr>
+          <w:rFonts w:asciiTheme="minorBidi" w:hAnsiTheme="minorBidi"/>
+          <w:color w:val="000000"/>
+          <w:sz w:val="18"/>
+          <w:highlight w:val="lightGray"/>
+        </w:rPr>
+        <w:t xml:space="preserve">[Operating System: Wampserver64 -&gt; </w:t>
+      </w:r>
+      <w:proofErr w:type="spellStart"/>
+      <w:r>
+        <w:rPr>
+          <w:rFonts w:asciiTheme="minorBidi" w:hAnsiTheme="minorBidi"/>
+          <w:color w:val="000000"/>
+          <w:sz w:val="18"/>
+          <w:highlight w:val="lightGray"/>
+        </w:rPr>
+        <w:t>phpmyadmin</w:t>
+      </w:r>
+      <w:proofErr w:type="spellEnd"/>
+      <w:r>
+        <w:rPr>
+          <w:rFonts w:asciiTheme="minorBidi" w:hAnsiTheme="minorBidi"/>
+          <w:color w:val="000000"/>
+          <w:sz w:val="18"/>
+          <w:highlight w:val="lightGray"/>
+        </w:rPr>
+        <w:t>]</w:t>
+      </w:r>
+      <w:r>
+        <w:rPr>
+          <w:rFonts w:asciiTheme="minorBidi" w:hAnsiTheme="minorBidi"/>
           <w:sz w:val="18"/>
           <w:highlight w:val="lightGray"/>
         </w:rPr>
@@ -5855,6 +6505,7 @@
       </w:r>
       <w:r>
         <w:rPr>
+          <w:rFonts w:asciiTheme="minorBidi" w:hAnsiTheme="minorBidi"/>
           <w:b/>
           <w:sz w:val="18"/>
           <w:highlight w:val="lightGray"/>
@@ -5863,6 +6514,7 @@
       </w:r>
       <w:r>
         <w:rPr>
+          <w:rFonts w:asciiTheme="minorBidi" w:hAnsiTheme="minorBidi"/>
           <w:sz w:val="18"/>
           <w:highlight w:val="lightGray"/>
         </w:rPr>
@@ -5879,6 +6531,7 @@
         <w:rPr>
           <w:noProof/>
         </w:rPr>
+        <w:lastRenderedPageBreak/>
         <w:drawing>
           <wp:inline distT="0" distB="0" distL="0" distR="0" wp14:anchorId="7251161D" wp14:editId="2BCA48BA">
             <wp:extent cx="5943600" cy="1959610"/>
@@ -5952,7 +6605,21 @@
         <w:rPr>
           <w:rFonts w:ascii="Roboto Mono" w:hAnsi="Roboto Mono"/>
         </w:rPr>
-        <w:t xml:space="preserve">    CustomerID INT PRIMARY KEY,</w:t>
+        <w:t xml:space="preserve">    </w:t>
+      </w:r>
+      <w:proofErr w:type="spellStart"/>
+      <w:r>
+        <w:rPr>
+          <w:rFonts w:ascii="Roboto Mono" w:hAnsi="Roboto Mono"/>
+        </w:rPr>
+        <w:t>CustomerID</w:t>
+      </w:r>
+      <w:proofErr w:type="spellEnd"/>
+      <w:r>
+        <w:rPr>
+          <w:rFonts w:ascii="Roboto Mono" w:hAnsi="Roboto Mono"/>
+        </w:rPr>
+        <w:t xml:space="preserve"> INT PRIMARY KEY,</w:t>
       </w:r>
     </w:p>
     <w:p>
@@ -6079,14 +6746,17 @@
       </w:pPr>
       <w:r>
         <w:rPr>
+          <w:rFonts w:asciiTheme="minorBidi" w:hAnsiTheme="minorBidi"/>
           <w:b/>
           <w:sz w:val="18"/>
           <w:highlight w:val="lightGray"/>
         </w:rPr>
         <w:t xml:space="preserve"># Source: </w:t>
       </w:r>
-      <w:r>
-        <w:rPr>
+      <w:proofErr w:type="spellStart"/>
+      <w:r>
+        <w:rPr>
+          <w:rFonts w:asciiTheme="minorBidi" w:hAnsiTheme="minorBidi"/>
           <w:b/>
           <w:color w:val="000000"/>
           <w:sz w:val="18"/>
@@ -6094,8 +6764,10 @@
         </w:rPr>
         <w:t>ScreenShot</w:t>
       </w:r>
-      <w:r>
-        <w:rPr>
+      <w:proofErr w:type="spellEnd"/>
+      <w:r>
+        <w:rPr>
+          <w:rFonts w:asciiTheme="minorBidi" w:hAnsiTheme="minorBidi"/>
           <w:sz w:val="18"/>
           <w:highlight w:val="lightGray"/>
         </w:rPr>
@@ -6103,6 +6775,7 @@
       </w:r>
       <w:r>
         <w:rPr>
+          <w:rFonts w:asciiTheme="minorBidi" w:hAnsiTheme="minorBidi"/>
           <w:b/>
           <w:sz w:val="18"/>
           <w:highlight w:val="lightGray"/>
@@ -6111,6 +6784,7 @@
       </w:r>
       <w:r>
         <w:rPr>
+          <w:rFonts w:asciiTheme="minorBidi" w:hAnsiTheme="minorBidi"/>
           <w:sz w:val="18"/>
           <w:highlight w:val="lightGray"/>
         </w:rPr>
@@ -6118,6 +6792,7 @@
       </w:r>
       <w:r>
         <w:rPr>
+          <w:rFonts w:asciiTheme="minorBidi" w:hAnsiTheme="minorBidi"/>
           <w:b/>
           <w:sz w:val="18"/>
           <w:highlight w:val="lightGray"/>
@@ -6126,13 +6801,33 @@
       </w:r>
       <w:r>
         <w:rPr>
-          <w:sz w:val="18"/>
-          <w:highlight w:val="lightGray"/>
-        </w:rPr>
-        <w:t xml:space="preserve"> [Persons Table -&gt; ID Column: 1, Name_En Column: Motasem Essam] -&gt; </w:t>
-      </w:r>
-      <w:r>
-        <w:rPr>
+          <w:rFonts w:asciiTheme="minorBidi" w:hAnsiTheme="minorBidi"/>
+          <w:sz w:val="18"/>
+          <w:highlight w:val="lightGray"/>
+        </w:rPr>
+        <w:t xml:space="preserve"> [Persons Table -&gt; ID Column: 1, </w:t>
+      </w:r>
+      <w:proofErr w:type="spellStart"/>
+      <w:r>
+        <w:rPr>
+          <w:rFonts w:asciiTheme="minorBidi" w:hAnsiTheme="minorBidi"/>
+          <w:sz w:val="18"/>
+          <w:highlight w:val="lightGray"/>
+        </w:rPr>
+        <w:t>Name_En</w:t>
+      </w:r>
+      <w:proofErr w:type="spellEnd"/>
+      <w:r>
+        <w:rPr>
+          <w:rFonts w:asciiTheme="minorBidi" w:hAnsiTheme="minorBidi"/>
+          <w:sz w:val="18"/>
+          <w:highlight w:val="lightGray"/>
+        </w:rPr>
+        <w:t xml:space="preserve"> Column: Motasem Essam] -&gt; </w:t>
+      </w:r>
+      <w:r>
+        <w:rPr>
+          <w:rFonts w:asciiTheme="minorBidi" w:hAnsiTheme="minorBidi"/>
           <w:b/>
           <w:sz w:val="18"/>
           <w:highlight w:val="lightGray"/>
@@ -6141,13 +6836,33 @@
       </w:r>
       <w:r>
         <w:rPr>
-          <w:sz w:val="18"/>
-          <w:highlight w:val="lightGray"/>
-        </w:rPr>
-        <w:t xml:space="preserve"> [Automation Table -&gt; ID Column: 16, Name_En Column: Screen Capture] -&gt; </w:t>
-      </w:r>
-      <w:r>
-        <w:rPr>
+          <w:rFonts w:asciiTheme="minorBidi" w:hAnsiTheme="minorBidi"/>
+          <w:sz w:val="18"/>
+          <w:highlight w:val="lightGray"/>
+        </w:rPr>
+        <w:t xml:space="preserve"> [Automation Table -&gt; ID Column: 16, </w:t>
+      </w:r>
+      <w:proofErr w:type="spellStart"/>
+      <w:r>
+        <w:rPr>
+          <w:rFonts w:asciiTheme="minorBidi" w:hAnsiTheme="minorBidi"/>
+          <w:sz w:val="18"/>
+          <w:highlight w:val="lightGray"/>
+        </w:rPr>
+        <w:t>Name_En</w:t>
+      </w:r>
+      <w:proofErr w:type="spellEnd"/>
+      <w:r>
+        <w:rPr>
+          <w:rFonts w:asciiTheme="minorBidi" w:hAnsiTheme="minorBidi"/>
+          <w:sz w:val="18"/>
+          <w:highlight w:val="lightGray"/>
+        </w:rPr>
+        <w:t xml:space="preserve"> Column: Screen Capture] -&gt; </w:t>
+      </w:r>
+      <w:r>
+        <w:rPr>
+          <w:rFonts w:asciiTheme="minorBidi" w:hAnsiTheme="minorBidi"/>
           <w:b/>
           <w:color w:val="000000"/>
           <w:sz w:val="18"/>
@@ -6157,14 +6872,36 @@
       </w:r>
       <w:r>
         <w:rPr>
-          <w:color w:val="000000"/>
-          <w:sz w:val="18"/>
-          <w:highlight w:val="lightGray"/>
-        </w:rPr>
-        <w:t>[Operating System: Wampserver64 -&gt; phpmyadmin]</w:t>
-      </w:r>
-      <w:r>
-        <w:rPr>
+          <w:rFonts w:asciiTheme="minorBidi" w:hAnsiTheme="minorBidi"/>
+          <w:color w:val="000000"/>
+          <w:sz w:val="18"/>
+          <w:highlight w:val="lightGray"/>
+        </w:rPr>
+        <w:t xml:space="preserve">[Operating System: Wampserver64 -&gt; </w:t>
+      </w:r>
+      <w:proofErr w:type="spellStart"/>
+      <w:r>
+        <w:rPr>
+          <w:rFonts w:asciiTheme="minorBidi" w:hAnsiTheme="minorBidi"/>
+          <w:color w:val="000000"/>
+          <w:sz w:val="18"/>
+          <w:highlight w:val="lightGray"/>
+        </w:rPr>
+        <w:t>phpmyadmin</w:t>
+      </w:r>
+      <w:proofErr w:type="spellEnd"/>
+      <w:r>
+        <w:rPr>
+          <w:rFonts w:asciiTheme="minorBidi" w:hAnsiTheme="minorBidi"/>
+          <w:color w:val="000000"/>
+          <w:sz w:val="18"/>
+          <w:highlight w:val="lightGray"/>
+        </w:rPr>
+        <w:t>]</w:t>
+      </w:r>
+      <w:r>
+        <w:rPr>
+          <w:rFonts w:asciiTheme="minorBidi" w:hAnsiTheme="minorBidi"/>
           <w:sz w:val="18"/>
           <w:highlight w:val="lightGray"/>
         </w:rPr>
@@ -6172,6 +6909,7 @@
       </w:r>
       <w:r>
         <w:rPr>
+          <w:rFonts w:asciiTheme="minorBidi" w:hAnsiTheme="minorBidi"/>
           <w:b/>
           <w:sz w:val="18"/>
           <w:highlight w:val="lightGray"/>
@@ -6180,6 +6918,7 @@
       </w:r>
       <w:r>
         <w:rPr>
+          <w:rFonts w:asciiTheme="minorBidi" w:hAnsiTheme="minorBidi"/>
           <w:sz w:val="18"/>
           <w:highlight w:val="lightGray"/>
         </w:rPr>
@@ -6196,6 +6935,7 @@
         <w:rPr>
           <w:noProof/>
         </w:rPr>
+        <w:lastRenderedPageBreak/>
         <w:drawing>
           <wp:inline distT="0" distB="0" distL="0" distR="0" wp14:anchorId="35ECFF60" wp14:editId="600DD812">
             <wp:extent cx="5943600" cy="2324100"/>
@@ -6335,7 +7075,7 @@
           <w:noProof/>
         </w:rPr>
         <w:drawing>
-          <wp:inline distT="0" distB="0" distL="0" distR="0" wp14:anchorId="0E270E59" wp14:editId="79A6769C">
+          <wp:inline distT="0" distB="0" distL="0" distR="0" wp14:anchorId="0E270E59" wp14:editId="3F849E1C">
             <wp:extent cx="5943600" cy="1346200"/>
             <wp:effectExtent l="0" t="0" r="0" b="6350"/>
             <wp:docPr id="1574361616" name="Picture 32"/>
@@ -6409,14 +7149,17 @@
       </w:pPr>
       <w:r>
         <w:rPr>
+          <w:rFonts w:asciiTheme="minorBidi" w:hAnsiTheme="minorBidi"/>
           <w:b/>
           <w:sz w:val="18"/>
           <w:highlight w:val="lightGray"/>
         </w:rPr>
         <w:t xml:space="preserve"># Source: </w:t>
       </w:r>
-      <w:r>
-        <w:rPr>
+      <w:proofErr w:type="spellStart"/>
+      <w:r>
+        <w:rPr>
+          <w:rFonts w:asciiTheme="minorBidi" w:hAnsiTheme="minorBidi"/>
           <w:b/>
           <w:color w:val="000000"/>
           <w:sz w:val="18"/>
@@ -6424,8 +7167,10 @@
         </w:rPr>
         <w:t>ScreenShot</w:t>
       </w:r>
-      <w:r>
-        <w:rPr>
+      <w:proofErr w:type="spellEnd"/>
+      <w:r>
+        <w:rPr>
+          <w:rFonts w:asciiTheme="minorBidi" w:hAnsiTheme="minorBidi"/>
           <w:sz w:val="18"/>
           <w:highlight w:val="lightGray"/>
         </w:rPr>
@@ -6433,6 +7178,7 @@
       </w:r>
       <w:r>
         <w:rPr>
+          <w:rFonts w:asciiTheme="minorBidi" w:hAnsiTheme="minorBidi"/>
           <w:b/>
           <w:sz w:val="18"/>
           <w:highlight w:val="lightGray"/>
@@ -6441,6 +7187,7 @@
       </w:r>
       <w:r>
         <w:rPr>
+          <w:rFonts w:asciiTheme="minorBidi" w:hAnsiTheme="minorBidi"/>
           <w:sz w:val="18"/>
           <w:highlight w:val="lightGray"/>
         </w:rPr>
@@ -6448,6 +7195,7 @@
       </w:r>
       <w:r>
         <w:rPr>
+          <w:rFonts w:asciiTheme="minorBidi" w:hAnsiTheme="minorBidi"/>
           <w:b/>
           <w:sz w:val="18"/>
           <w:highlight w:val="lightGray"/>
@@ -6456,13 +7204,33 @@
       </w:r>
       <w:r>
         <w:rPr>
-          <w:sz w:val="18"/>
-          <w:highlight w:val="lightGray"/>
-        </w:rPr>
-        <w:t xml:space="preserve"> [Persons Table -&gt; ID Column: 1, Name_En Column: Motasem Essam] -&gt; </w:t>
-      </w:r>
-      <w:r>
-        <w:rPr>
+          <w:rFonts w:asciiTheme="minorBidi" w:hAnsiTheme="minorBidi"/>
+          <w:sz w:val="18"/>
+          <w:highlight w:val="lightGray"/>
+        </w:rPr>
+        <w:t xml:space="preserve"> [Persons Table -&gt; ID Column: 1, </w:t>
+      </w:r>
+      <w:proofErr w:type="spellStart"/>
+      <w:r>
+        <w:rPr>
+          <w:rFonts w:asciiTheme="minorBidi" w:hAnsiTheme="minorBidi"/>
+          <w:sz w:val="18"/>
+          <w:highlight w:val="lightGray"/>
+        </w:rPr>
+        <w:t>Name_En</w:t>
+      </w:r>
+      <w:proofErr w:type="spellEnd"/>
+      <w:r>
+        <w:rPr>
+          <w:rFonts w:asciiTheme="minorBidi" w:hAnsiTheme="minorBidi"/>
+          <w:sz w:val="18"/>
+          <w:highlight w:val="lightGray"/>
+        </w:rPr>
+        <w:t xml:space="preserve"> Column: Motasem Essam] -&gt; </w:t>
+      </w:r>
+      <w:r>
+        <w:rPr>
+          <w:rFonts w:asciiTheme="minorBidi" w:hAnsiTheme="minorBidi"/>
           <w:b/>
           <w:sz w:val="18"/>
           <w:highlight w:val="lightGray"/>
@@ -6471,13 +7239,33 @@
       </w:r>
       <w:r>
         <w:rPr>
-          <w:sz w:val="18"/>
-          <w:highlight w:val="lightGray"/>
-        </w:rPr>
-        <w:t xml:space="preserve"> [Automation Table -&gt; ID Column: 16, Name_En Column: Screen Capture] -&gt; </w:t>
-      </w:r>
-      <w:r>
-        <w:rPr>
+          <w:rFonts w:asciiTheme="minorBidi" w:hAnsiTheme="minorBidi"/>
+          <w:sz w:val="18"/>
+          <w:highlight w:val="lightGray"/>
+        </w:rPr>
+        <w:t xml:space="preserve"> [Automation Table -&gt; ID Column: 16, </w:t>
+      </w:r>
+      <w:proofErr w:type="spellStart"/>
+      <w:r>
+        <w:rPr>
+          <w:rFonts w:asciiTheme="minorBidi" w:hAnsiTheme="minorBidi"/>
+          <w:sz w:val="18"/>
+          <w:highlight w:val="lightGray"/>
+        </w:rPr>
+        <w:t>Name_En</w:t>
+      </w:r>
+      <w:proofErr w:type="spellEnd"/>
+      <w:r>
+        <w:rPr>
+          <w:rFonts w:asciiTheme="minorBidi" w:hAnsiTheme="minorBidi"/>
+          <w:sz w:val="18"/>
+          <w:highlight w:val="lightGray"/>
+        </w:rPr>
+        <w:t xml:space="preserve"> Column: Screen Capture] -&gt; </w:t>
+      </w:r>
+      <w:r>
+        <w:rPr>
+          <w:rFonts w:asciiTheme="minorBidi" w:hAnsiTheme="minorBidi"/>
           <w:b/>
           <w:color w:val="000000"/>
           <w:sz w:val="18"/>
@@ -6487,14 +7275,36 @@
       </w:r>
       <w:r>
         <w:rPr>
-          <w:color w:val="000000"/>
-          <w:sz w:val="18"/>
-          <w:highlight w:val="lightGray"/>
-        </w:rPr>
-        <w:t>[Operating System: Wampserver64 -&gt; phpmyadmin]</w:t>
-      </w:r>
-      <w:r>
-        <w:rPr>
+          <w:rFonts w:asciiTheme="minorBidi" w:hAnsiTheme="minorBidi"/>
+          <w:color w:val="000000"/>
+          <w:sz w:val="18"/>
+          <w:highlight w:val="lightGray"/>
+        </w:rPr>
+        <w:t xml:space="preserve">[Operating System: Wampserver64 -&gt; </w:t>
+      </w:r>
+      <w:proofErr w:type="spellStart"/>
+      <w:r>
+        <w:rPr>
+          <w:rFonts w:asciiTheme="minorBidi" w:hAnsiTheme="minorBidi"/>
+          <w:color w:val="000000"/>
+          <w:sz w:val="18"/>
+          <w:highlight w:val="lightGray"/>
+        </w:rPr>
+        <w:t>phpmyadmin</w:t>
+      </w:r>
+      <w:proofErr w:type="spellEnd"/>
+      <w:r>
+        <w:rPr>
+          <w:rFonts w:asciiTheme="minorBidi" w:hAnsiTheme="minorBidi"/>
+          <w:color w:val="000000"/>
+          <w:sz w:val="18"/>
+          <w:highlight w:val="lightGray"/>
+        </w:rPr>
+        <w:t>]</w:t>
+      </w:r>
+      <w:r>
+        <w:rPr>
+          <w:rFonts w:asciiTheme="minorBidi" w:hAnsiTheme="minorBidi"/>
           <w:sz w:val="18"/>
           <w:highlight w:val="lightGray"/>
         </w:rPr>
@@ -6502,6 +7312,7 @@
       </w:r>
       <w:r>
         <w:rPr>
+          <w:rFonts w:asciiTheme="minorBidi" w:hAnsiTheme="minorBidi"/>
           <w:b/>
           <w:sz w:val="18"/>
           <w:highlight w:val="lightGray"/>
@@ -6510,6 +7321,7 @@
       </w:r>
       <w:r>
         <w:rPr>
+          <w:rFonts w:asciiTheme="minorBidi" w:hAnsiTheme="minorBidi"/>
           <w:sz w:val="18"/>
           <w:highlight w:val="lightGray"/>
         </w:rPr>
@@ -6526,6 +7338,7 @@
         <w:rPr>
           <w:noProof/>
         </w:rPr>
+        <w:lastRenderedPageBreak/>
         <w:drawing>
           <wp:inline distT="0" distB="0" distL="0" distR="0" wp14:anchorId="34A69D7E" wp14:editId="76F4C476">
             <wp:extent cx="5943600" cy="2322195"/>
@@ -6695,14 +7508,17 @@
       </w:pPr>
       <w:r>
         <w:rPr>
+          <w:rFonts w:asciiTheme="minorBidi" w:hAnsiTheme="minorBidi"/>
           <w:b/>
           <w:sz w:val="18"/>
           <w:highlight w:val="lightGray"/>
         </w:rPr>
         <w:t xml:space="preserve"># Source: </w:t>
       </w:r>
-      <w:r>
-        <w:rPr>
+      <w:proofErr w:type="spellStart"/>
+      <w:r>
+        <w:rPr>
+          <w:rFonts w:asciiTheme="minorBidi" w:hAnsiTheme="minorBidi"/>
           <w:b/>
           <w:color w:val="000000"/>
           <w:sz w:val="18"/>
@@ -6710,8 +7526,10 @@
         </w:rPr>
         <w:t>ScreenShot</w:t>
       </w:r>
-      <w:r>
-        <w:rPr>
+      <w:proofErr w:type="spellEnd"/>
+      <w:r>
+        <w:rPr>
+          <w:rFonts w:asciiTheme="minorBidi" w:hAnsiTheme="minorBidi"/>
           <w:sz w:val="18"/>
           <w:highlight w:val="lightGray"/>
         </w:rPr>
@@ -6719,6 +7537,7 @@
       </w:r>
       <w:r>
         <w:rPr>
+          <w:rFonts w:asciiTheme="minorBidi" w:hAnsiTheme="minorBidi"/>
           <w:b/>
           <w:sz w:val="18"/>
           <w:highlight w:val="lightGray"/>
@@ -6727,6 +7546,7 @@
       </w:r>
       <w:r>
         <w:rPr>
+          <w:rFonts w:asciiTheme="minorBidi" w:hAnsiTheme="minorBidi"/>
           <w:sz w:val="18"/>
           <w:highlight w:val="lightGray"/>
         </w:rPr>
@@ -6734,6 +7554,7 @@
       </w:r>
       <w:r>
         <w:rPr>
+          <w:rFonts w:asciiTheme="minorBidi" w:hAnsiTheme="minorBidi"/>
           <w:b/>
           <w:sz w:val="18"/>
           <w:highlight w:val="lightGray"/>
@@ -6742,13 +7563,33 @@
       </w:r>
       <w:r>
         <w:rPr>
-          <w:sz w:val="18"/>
-          <w:highlight w:val="lightGray"/>
-        </w:rPr>
-        <w:t xml:space="preserve"> [Persons Table -&gt; ID Column: 1, Name_En Column: Motasem Essam] -&gt; </w:t>
-      </w:r>
-      <w:r>
-        <w:rPr>
+          <w:rFonts w:asciiTheme="minorBidi" w:hAnsiTheme="minorBidi"/>
+          <w:sz w:val="18"/>
+          <w:highlight w:val="lightGray"/>
+        </w:rPr>
+        <w:t xml:space="preserve"> [Persons Table -&gt; ID Column: 1, </w:t>
+      </w:r>
+      <w:proofErr w:type="spellStart"/>
+      <w:r>
+        <w:rPr>
+          <w:rFonts w:asciiTheme="minorBidi" w:hAnsiTheme="minorBidi"/>
+          <w:sz w:val="18"/>
+          <w:highlight w:val="lightGray"/>
+        </w:rPr>
+        <w:t>Name_En</w:t>
+      </w:r>
+      <w:proofErr w:type="spellEnd"/>
+      <w:r>
+        <w:rPr>
+          <w:rFonts w:asciiTheme="minorBidi" w:hAnsiTheme="minorBidi"/>
+          <w:sz w:val="18"/>
+          <w:highlight w:val="lightGray"/>
+        </w:rPr>
+        <w:t xml:space="preserve"> Column: Motasem Essam] -&gt; </w:t>
+      </w:r>
+      <w:r>
+        <w:rPr>
+          <w:rFonts w:asciiTheme="minorBidi" w:hAnsiTheme="minorBidi"/>
           <w:b/>
           <w:sz w:val="18"/>
           <w:highlight w:val="lightGray"/>
@@ -6757,13 +7598,33 @@
       </w:r>
       <w:r>
         <w:rPr>
-          <w:sz w:val="18"/>
-          <w:highlight w:val="lightGray"/>
-        </w:rPr>
-        <w:t xml:space="preserve"> [Automation Table -&gt; ID Column: 16, Name_En Column: Screen Capture] -&gt; </w:t>
-      </w:r>
-      <w:r>
-        <w:rPr>
+          <w:rFonts w:asciiTheme="minorBidi" w:hAnsiTheme="minorBidi"/>
+          <w:sz w:val="18"/>
+          <w:highlight w:val="lightGray"/>
+        </w:rPr>
+        <w:t xml:space="preserve"> [Automation Table -&gt; ID Column: 16, </w:t>
+      </w:r>
+      <w:proofErr w:type="spellStart"/>
+      <w:r>
+        <w:rPr>
+          <w:rFonts w:asciiTheme="minorBidi" w:hAnsiTheme="minorBidi"/>
+          <w:sz w:val="18"/>
+          <w:highlight w:val="lightGray"/>
+        </w:rPr>
+        <w:t>Name_En</w:t>
+      </w:r>
+      <w:proofErr w:type="spellEnd"/>
+      <w:r>
+        <w:rPr>
+          <w:rFonts w:asciiTheme="minorBidi" w:hAnsiTheme="minorBidi"/>
+          <w:sz w:val="18"/>
+          <w:highlight w:val="lightGray"/>
+        </w:rPr>
+        <w:t xml:space="preserve"> Column: Screen Capture] -&gt; </w:t>
+      </w:r>
+      <w:r>
+        <w:rPr>
+          <w:rFonts w:asciiTheme="minorBidi" w:hAnsiTheme="minorBidi"/>
           <w:b/>
           <w:color w:val="000000"/>
           <w:sz w:val="18"/>
@@ -6773,14 +7634,36 @@
       </w:r>
       <w:r>
         <w:rPr>
-          <w:color w:val="000000"/>
-          <w:sz w:val="18"/>
-          <w:highlight w:val="lightGray"/>
-        </w:rPr>
-        <w:t>[Operating System: Wampserver64 -&gt; phpmyadmin]</w:t>
-      </w:r>
-      <w:r>
-        <w:rPr>
+          <w:rFonts w:asciiTheme="minorBidi" w:hAnsiTheme="minorBidi"/>
+          <w:color w:val="000000"/>
+          <w:sz w:val="18"/>
+          <w:highlight w:val="lightGray"/>
+        </w:rPr>
+        <w:t xml:space="preserve">[Operating System: Wampserver64 -&gt; </w:t>
+      </w:r>
+      <w:proofErr w:type="spellStart"/>
+      <w:r>
+        <w:rPr>
+          <w:rFonts w:asciiTheme="minorBidi" w:hAnsiTheme="minorBidi"/>
+          <w:color w:val="000000"/>
+          <w:sz w:val="18"/>
+          <w:highlight w:val="lightGray"/>
+        </w:rPr>
+        <w:t>phpmyadmin</w:t>
+      </w:r>
+      <w:proofErr w:type="spellEnd"/>
+      <w:r>
+        <w:rPr>
+          <w:rFonts w:asciiTheme="minorBidi" w:hAnsiTheme="minorBidi"/>
+          <w:color w:val="000000"/>
+          <w:sz w:val="18"/>
+          <w:highlight w:val="lightGray"/>
+        </w:rPr>
+        <w:t>]</w:t>
+      </w:r>
+      <w:r>
+        <w:rPr>
+          <w:rFonts w:asciiTheme="minorBidi" w:hAnsiTheme="minorBidi"/>
           <w:sz w:val="18"/>
           <w:highlight w:val="lightGray"/>
         </w:rPr>
@@ -6788,6 +7671,7 @@
       </w:r>
       <w:r>
         <w:rPr>
+          <w:rFonts w:asciiTheme="minorBidi" w:hAnsiTheme="minorBidi"/>
           <w:b/>
           <w:sz w:val="18"/>
           <w:highlight w:val="lightGray"/>
@@ -6796,6 +7680,7 @@
       </w:r>
       <w:r>
         <w:rPr>
+          <w:rFonts w:asciiTheme="minorBidi" w:hAnsiTheme="minorBidi"/>
           <w:sz w:val="18"/>
           <w:highlight w:val="lightGray"/>
         </w:rPr>
@@ -6807,6 +7692,7 @@
         <w:rPr>
           <w:noProof/>
         </w:rPr>
+        <w:lastRenderedPageBreak/>
         <w:drawing>
           <wp:inline distT="0" distB="0" distL="0" distR="0" wp14:anchorId="455E1A43" wp14:editId="46224F23">
             <wp:extent cx="5943600" cy="2032635"/>
@@ -6867,7 +7753,21 @@
         <w:rPr>
           <w:rFonts w:ascii="Roboto Mono" w:hAnsi="Roboto Mono"/>
         </w:rPr>
-        <w:t>CREATE TABLE CustomersBackup AS</w:t>
+        <w:t xml:space="preserve">CREATE TABLE </w:t>
+      </w:r>
+      <w:proofErr w:type="spellStart"/>
+      <w:r>
+        <w:rPr>
+          <w:rFonts w:ascii="Roboto Mono" w:hAnsi="Roboto Mono"/>
+        </w:rPr>
+        <w:t>CustomersBackup</w:t>
+      </w:r>
+      <w:proofErr w:type="spellEnd"/>
+      <w:r>
+        <w:rPr>
+          <w:rFonts w:ascii="Roboto Mono" w:hAnsi="Roboto Mono"/>
+        </w:rPr>
+        <w:t xml:space="preserve"> AS</w:t>
       </w:r>
     </w:p>
     <w:p>
@@ -6981,14 +7881,17 @@
       </w:pPr>
       <w:r>
         <w:rPr>
+          <w:rFonts w:asciiTheme="minorBidi" w:hAnsiTheme="minorBidi"/>
           <w:b/>
           <w:sz w:val="18"/>
           <w:highlight w:val="lightGray"/>
         </w:rPr>
         <w:t xml:space="preserve"># Source: </w:t>
       </w:r>
-      <w:r>
-        <w:rPr>
+      <w:proofErr w:type="spellStart"/>
+      <w:r>
+        <w:rPr>
+          <w:rFonts w:asciiTheme="minorBidi" w:hAnsiTheme="minorBidi"/>
           <w:b/>
           <w:color w:val="000000"/>
           <w:sz w:val="18"/>
@@ -6996,8 +7899,10 @@
         </w:rPr>
         <w:t>ScreenShot</w:t>
       </w:r>
-      <w:r>
-        <w:rPr>
+      <w:proofErr w:type="spellEnd"/>
+      <w:r>
+        <w:rPr>
+          <w:rFonts w:asciiTheme="minorBidi" w:hAnsiTheme="minorBidi"/>
           <w:sz w:val="18"/>
           <w:highlight w:val="lightGray"/>
         </w:rPr>
@@ -7005,6 +7910,7 @@
       </w:r>
       <w:r>
         <w:rPr>
+          <w:rFonts w:asciiTheme="minorBidi" w:hAnsiTheme="minorBidi"/>
           <w:b/>
           <w:sz w:val="18"/>
           <w:highlight w:val="lightGray"/>
@@ -7013,6 +7919,7 @@
       </w:r>
       <w:r>
         <w:rPr>
+          <w:rFonts w:asciiTheme="minorBidi" w:hAnsiTheme="minorBidi"/>
           <w:sz w:val="18"/>
           <w:highlight w:val="lightGray"/>
         </w:rPr>
@@ -7020,6 +7927,7 @@
       </w:r>
       <w:r>
         <w:rPr>
+          <w:rFonts w:asciiTheme="minorBidi" w:hAnsiTheme="minorBidi"/>
           <w:b/>
           <w:sz w:val="18"/>
           <w:highlight w:val="lightGray"/>
@@ -7028,13 +7936,33 @@
       </w:r>
       <w:r>
         <w:rPr>
-          <w:sz w:val="18"/>
-          <w:highlight w:val="lightGray"/>
-        </w:rPr>
-        <w:t xml:space="preserve"> [Persons Table -&gt; ID Column: 1, Name_En Column: Motasem Essam] -&gt; </w:t>
-      </w:r>
-      <w:r>
-        <w:rPr>
+          <w:rFonts w:asciiTheme="minorBidi" w:hAnsiTheme="minorBidi"/>
+          <w:sz w:val="18"/>
+          <w:highlight w:val="lightGray"/>
+        </w:rPr>
+        <w:t xml:space="preserve"> [Persons Table -&gt; ID Column: 1, </w:t>
+      </w:r>
+      <w:proofErr w:type="spellStart"/>
+      <w:r>
+        <w:rPr>
+          <w:rFonts w:asciiTheme="minorBidi" w:hAnsiTheme="minorBidi"/>
+          <w:sz w:val="18"/>
+          <w:highlight w:val="lightGray"/>
+        </w:rPr>
+        <w:t>Name_En</w:t>
+      </w:r>
+      <w:proofErr w:type="spellEnd"/>
+      <w:r>
+        <w:rPr>
+          <w:rFonts w:asciiTheme="minorBidi" w:hAnsiTheme="minorBidi"/>
+          <w:sz w:val="18"/>
+          <w:highlight w:val="lightGray"/>
+        </w:rPr>
+        <w:t xml:space="preserve"> Column: Motasem Essam] -&gt; </w:t>
+      </w:r>
+      <w:r>
+        <w:rPr>
+          <w:rFonts w:asciiTheme="minorBidi" w:hAnsiTheme="minorBidi"/>
           <w:b/>
           <w:sz w:val="18"/>
           <w:highlight w:val="lightGray"/>
@@ -7043,13 +7971,33 @@
       </w:r>
       <w:r>
         <w:rPr>
-          <w:sz w:val="18"/>
-          <w:highlight w:val="lightGray"/>
-        </w:rPr>
-        <w:t xml:space="preserve"> [Automation Table -&gt; ID Column: 16, Name_En Column: Screen Capture] -&gt; </w:t>
-      </w:r>
-      <w:r>
-        <w:rPr>
+          <w:rFonts w:asciiTheme="minorBidi" w:hAnsiTheme="minorBidi"/>
+          <w:sz w:val="18"/>
+          <w:highlight w:val="lightGray"/>
+        </w:rPr>
+        <w:t xml:space="preserve"> [Automation Table -&gt; ID Column: 16, </w:t>
+      </w:r>
+      <w:proofErr w:type="spellStart"/>
+      <w:r>
+        <w:rPr>
+          <w:rFonts w:asciiTheme="minorBidi" w:hAnsiTheme="minorBidi"/>
+          <w:sz w:val="18"/>
+          <w:highlight w:val="lightGray"/>
+        </w:rPr>
+        <w:t>Name_En</w:t>
+      </w:r>
+      <w:proofErr w:type="spellEnd"/>
+      <w:r>
+        <w:rPr>
+          <w:rFonts w:asciiTheme="minorBidi" w:hAnsiTheme="minorBidi"/>
+          <w:sz w:val="18"/>
+          <w:highlight w:val="lightGray"/>
+        </w:rPr>
+        <w:t xml:space="preserve"> Column: Screen Capture] -&gt; </w:t>
+      </w:r>
+      <w:r>
+        <w:rPr>
+          <w:rFonts w:asciiTheme="minorBidi" w:hAnsiTheme="minorBidi"/>
           <w:b/>
           <w:color w:val="000000"/>
           <w:sz w:val="18"/>
@@ -7059,14 +8007,36 @@
       </w:r>
       <w:r>
         <w:rPr>
-          <w:color w:val="000000"/>
-          <w:sz w:val="18"/>
-          <w:highlight w:val="lightGray"/>
-        </w:rPr>
-        <w:t>[Operating System: Wampserver64 -&gt; phpmyadmin]</w:t>
-      </w:r>
-      <w:r>
-        <w:rPr>
+          <w:rFonts w:asciiTheme="minorBidi" w:hAnsiTheme="minorBidi"/>
+          <w:color w:val="000000"/>
+          <w:sz w:val="18"/>
+          <w:highlight w:val="lightGray"/>
+        </w:rPr>
+        <w:t xml:space="preserve">[Operating System: Wampserver64 -&gt; </w:t>
+      </w:r>
+      <w:proofErr w:type="spellStart"/>
+      <w:r>
+        <w:rPr>
+          <w:rFonts w:asciiTheme="minorBidi" w:hAnsiTheme="minorBidi"/>
+          <w:color w:val="000000"/>
+          <w:sz w:val="18"/>
+          <w:highlight w:val="lightGray"/>
+        </w:rPr>
+        <w:t>phpmyadmin</w:t>
+      </w:r>
+      <w:proofErr w:type="spellEnd"/>
+      <w:r>
+        <w:rPr>
+          <w:rFonts w:asciiTheme="minorBidi" w:hAnsiTheme="minorBidi"/>
+          <w:color w:val="000000"/>
+          <w:sz w:val="18"/>
+          <w:highlight w:val="lightGray"/>
+        </w:rPr>
+        <w:t>]</w:t>
+      </w:r>
+      <w:r>
+        <w:rPr>
+          <w:rFonts w:asciiTheme="minorBidi" w:hAnsiTheme="minorBidi"/>
           <w:sz w:val="18"/>
           <w:highlight w:val="lightGray"/>
         </w:rPr>
@@ -7074,6 +8044,7 @@
       </w:r>
       <w:r>
         <w:rPr>
+          <w:rFonts w:asciiTheme="minorBidi" w:hAnsiTheme="minorBidi"/>
           <w:b/>
           <w:sz w:val="18"/>
           <w:highlight w:val="lightGray"/>
@@ -7082,6 +8053,7 @@
       </w:r>
       <w:r>
         <w:rPr>
+          <w:rFonts w:asciiTheme="minorBidi" w:hAnsiTheme="minorBidi"/>
           <w:sz w:val="18"/>
           <w:highlight w:val="lightGray"/>
         </w:rPr>
@@ -7098,6 +8070,7 @@
         <w:rPr>
           <w:noProof/>
         </w:rPr>
+        <w:lastRenderedPageBreak/>
         <w:drawing>
           <wp:inline distT="0" distB="0" distL="0" distR="0" wp14:anchorId="02116771" wp14:editId="70BA17B7">
             <wp:extent cx="5943600" cy="2230120"/>
@@ -7171,7 +8144,21 @@
         <w:rPr>
           <w:rFonts w:ascii="Roboto Mono" w:hAnsi="Roboto Mono"/>
         </w:rPr>
-        <w:t>FROM CustomersBackup;</w:t>
+        <w:t xml:space="preserve">FROM </w:t>
+      </w:r>
+      <w:proofErr w:type="spellStart"/>
+      <w:r>
+        <w:rPr>
+          <w:rFonts w:ascii="Roboto Mono" w:hAnsi="Roboto Mono"/>
+        </w:rPr>
+        <w:t>CustomersBackup</w:t>
+      </w:r>
+      <w:proofErr w:type="spellEnd"/>
+      <w:r>
+        <w:rPr>
+          <w:rFonts w:ascii="Roboto Mono" w:hAnsi="Roboto Mono"/>
+        </w:rPr>
+        <w:t>;</w:t>
       </w:r>
     </w:p>
     <w:p>
@@ -7251,6 +8238,7 @@
     <w:p>
       <w:r>
         <w:rPr>
+          <w:rFonts w:ascii="Arial" w:hAnsi="Arial" w:cs="Arial"/>
           <w:b/>
           <w:color w:val="000000"/>
           <w:sz w:val="18"/>
@@ -7260,14 +8248,36 @@
       </w:r>
       <w:r>
         <w:rPr>
-          <w:color w:val="000000"/>
-          <w:sz w:val="18"/>
-          <w:highlight w:val="lightGray"/>
-        </w:rPr>
-        <w:t xml:space="preserve">: Persons Table -&gt; ID Column: 1, Name_En Column: Motasem Essam] -&gt; </w:t>
-      </w:r>
-      <w:r>
-        <w:rPr>
+          <w:rFonts w:ascii="Arial" w:hAnsi="Arial" w:cs="Arial"/>
+          <w:color w:val="000000"/>
+          <w:sz w:val="18"/>
+          <w:highlight w:val="lightGray"/>
+        </w:rPr>
+        <w:t xml:space="preserve">: Persons Table -&gt; ID Column: 1, </w:t>
+      </w:r>
+      <w:proofErr w:type="spellStart"/>
+      <w:r>
+        <w:rPr>
+          <w:rFonts w:ascii="Arial" w:hAnsi="Arial" w:cs="Arial"/>
+          <w:color w:val="000000"/>
+          <w:sz w:val="18"/>
+          <w:highlight w:val="lightGray"/>
+        </w:rPr>
+        <w:t>Name_En</w:t>
+      </w:r>
+      <w:proofErr w:type="spellEnd"/>
+      <w:r>
+        <w:rPr>
+          <w:rFonts w:ascii="Arial" w:hAnsi="Arial" w:cs="Arial"/>
+          <w:color w:val="000000"/>
+          <w:sz w:val="18"/>
+          <w:highlight w:val="lightGray"/>
+        </w:rPr>
+        <w:t xml:space="preserve"> Column: Motasem Essam] -&gt; </w:t>
+      </w:r>
+      <w:r>
+        <w:rPr>
+          <w:rFonts w:ascii="Arial" w:hAnsi="Arial" w:cs="Arial"/>
           <w:b/>
           <w:color w:val="000000"/>
           <w:sz w:val="18"/>
@@ -7277,6 +8287,7 @@
       </w:r>
       <w:r>
         <w:rPr>
+          <w:rFonts w:ascii="Arial" w:hAnsi="Arial" w:cs="Arial"/>
           <w:color w:val="000000"/>
           <w:sz w:val="18"/>
           <w:highlight w:val="lightGray"/>
@@ -7285,6 +8296,7 @@
       </w:r>
       <w:r>
         <w:rPr>
+          <w:rFonts w:ascii="Arial" w:hAnsi="Arial" w:cs="Arial"/>
           <w:b/>
           <w:color w:val="000000"/>
           <w:sz w:val="18"/>
@@ -7294,6 +8306,7 @@
       </w:r>
       <w:r>
         <w:rPr>
+          <w:rFonts w:ascii="Arial" w:hAnsi="Arial" w:cs="Arial"/>
           <w:color w:val="000000"/>
           <w:sz w:val="18"/>
           <w:highlight w:val="lightGray"/>
@@ -7403,6 +8416,7 @@
         <w:rPr>
           <w:rFonts w:ascii="Segoe UI Emoji" w:hAnsi="Segoe UI Emoji" w:cs="Segoe UI Emoji"/>
         </w:rPr>
+        <w:lastRenderedPageBreak/>
         <w:t>❌</w:t>
       </w:r>
       <w:r>
@@ -7412,6 +8426,7 @@
     <w:p>
       <w:r>
         <w:rPr>
+          <w:rFonts w:ascii="Arial" w:hAnsi="Arial" w:cs="Arial"/>
           <w:b/>
           <w:color w:val="000000"/>
           <w:sz w:val="18"/>
@@ -7421,14 +8436,36 @@
       </w:r>
       <w:r>
         <w:rPr>
-          <w:color w:val="000000"/>
-          <w:sz w:val="18"/>
-          <w:highlight w:val="lightGray"/>
-        </w:rPr>
-        <w:t xml:space="preserve">: Persons Table -&gt; ID Column: 1, Name_En Column: Motasem Essam] -&gt; </w:t>
-      </w:r>
-      <w:r>
-        <w:rPr>
+          <w:rFonts w:ascii="Arial" w:hAnsi="Arial" w:cs="Arial"/>
+          <w:color w:val="000000"/>
+          <w:sz w:val="18"/>
+          <w:highlight w:val="lightGray"/>
+        </w:rPr>
+        <w:t xml:space="preserve">: Persons Table -&gt; ID Column: 1, </w:t>
+      </w:r>
+      <w:proofErr w:type="spellStart"/>
+      <w:r>
+        <w:rPr>
+          <w:rFonts w:ascii="Arial" w:hAnsi="Arial" w:cs="Arial"/>
+          <w:color w:val="000000"/>
+          <w:sz w:val="18"/>
+          <w:highlight w:val="lightGray"/>
+        </w:rPr>
+        <w:t>Name_En</w:t>
+      </w:r>
+      <w:proofErr w:type="spellEnd"/>
+      <w:r>
+        <w:rPr>
+          <w:rFonts w:ascii="Arial" w:hAnsi="Arial" w:cs="Arial"/>
+          <w:color w:val="000000"/>
+          <w:sz w:val="18"/>
+          <w:highlight w:val="lightGray"/>
+        </w:rPr>
+        <w:t xml:space="preserve"> Column: Motasem Essam] -&gt; </w:t>
+      </w:r>
+      <w:r>
+        <w:rPr>
+          <w:rFonts w:ascii="Arial" w:hAnsi="Arial" w:cs="Arial"/>
           <w:b/>
           <w:color w:val="000000"/>
           <w:sz w:val="18"/>
@@ -7438,6 +8475,7 @@
       </w:r>
       <w:r>
         <w:rPr>
+          <w:rFonts w:ascii="Arial" w:hAnsi="Arial" w:cs="Arial"/>
           <w:color w:val="000000"/>
           <w:sz w:val="18"/>
           <w:highlight w:val="lightGray"/>
@@ -7446,6 +8484,7 @@
       </w:r>
       <w:r>
         <w:rPr>
+          <w:rFonts w:ascii="Arial" w:hAnsi="Arial" w:cs="Arial"/>
           <w:b/>
           <w:color w:val="000000"/>
           <w:sz w:val="18"/>
@@ -7455,6 +8494,7 @@
       </w:r>
       <w:r>
         <w:rPr>
+          <w:rFonts w:ascii="Arial" w:hAnsi="Arial" w:cs="Arial"/>
           <w:color w:val="000000"/>
           <w:sz w:val="18"/>
           <w:highlight w:val="lightGray"/>
@@ -7623,6 +8663,7 @@
       </w:pPr>
       <w:r>
         <w:rPr>
+          <w:rFonts w:ascii="Arial" w:hAnsi="Arial" w:cs="Arial"/>
           <w:b/>
           <w:color w:val="000000"/>
           <w:sz w:val="18"/>
@@ -7632,14 +8673,36 @@
       </w:r>
       <w:r>
         <w:rPr>
-          <w:color w:val="000000"/>
-          <w:sz w:val="18"/>
-          <w:highlight w:val="lightGray"/>
-        </w:rPr>
-        <w:t xml:space="preserve">: Persons Table -&gt; ID Column: 1, Name_En Column: Motasem Essam] -&gt; </w:t>
-      </w:r>
-      <w:r>
-        <w:rPr>
+          <w:rFonts w:ascii="Arial" w:hAnsi="Arial" w:cs="Arial"/>
+          <w:color w:val="000000"/>
+          <w:sz w:val="18"/>
+          <w:highlight w:val="lightGray"/>
+        </w:rPr>
+        <w:t xml:space="preserve">: Persons Table -&gt; ID Column: 1, </w:t>
+      </w:r>
+      <w:proofErr w:type="spellStart"/>
+      <w:r>
+        <w:rPr>
+          <w:rFonts w:ascii="Arial" w:hAnsi="Arial" w:cs="Arial"/>
+          <w:color w:val="000000"/>
+          <w:sz w:val="18"/>
+          <w:highlight w:val="lightGray"/>
+        </w:rPr>
+        <w:t>Name_En</w:t>
+      </w:r>
+      <w:proofErr w:type="spellEnd"/>
+      <w:r>
+        <w:rPr>
+          <w:rFonts w:ascii="Arial" w:hAnsi="Arial" w:cs="Arial"/>
+          <w:color w:val="000000"/>
+          <w:sz w:val="18"/>
+          <w:highlight w:val="lightGray"/>
+        </w:rPr>
+        <w:t xml:space="preserve"> Column: Motasem Essam] -&gt; </w:t>
+      </w:r>
+      <w:r>
+        <w:rPr>
+          <w:rFonts w:ascii="Arial" w:hAnsi="Arial" w:cs="Arial"/>
           <w:b/>
           <w:color w:val="000000"/>
           <w:sz w:val="18"/>
@@ -7649,6 +8712,7 @@
       </w:r>
       <w:r>
         <w:rPr>
+          <w:rFonts w:ascii="Arial" w:hAnsi="Arial" w:cs="Arial"/>
           <w:color w:val="000000"/>
           <w:sz w:val="18"/>
           <w:highlight w:val="lightGray"/>
@@ -7657,6 +8721,7 @@
       </w:r>
       <w:r>
         <w:rPr>
+          <w:rFonts w:ascii="Arial" w:hAnsi="Arial" w:cs="Arial"/>
           <w:b/>
           <w:color w:val="000000"/>
           <w:sz w:val="18"/>
@@ -7666,6 +8731,7 @@
       </w:r>
       <w:r>
         <w:rPr>
+          <w:rFonts w:ascii="Arial" w:hAnsi="Arial" w:cs="Arial"/>
           <w:color w:val="000000"/>
           <w:sz w:val="18"/>
           <w:highlight w:val="lightGray"/>
@@ -8164,6 +9230,7 @@
         <w:rPr>
           <w:noProof/>
         </w:rPr>
+        <w:lastRenderedPageBreak/>
         <w:drawing>
           <wp:inline distT="0" distB="0" distL="0" distR="0" wp14:anchorId="426FA8B7" wp14:editId="50A83D16">
             <wp:extent cx="5943600" cy="915670"/>
@@ -8237,8 +9304,16 @@
         <w:rPr>
           <w:rFonts w:ascii="Roboto Mono" w:hAnsi="Roboto Mono"/>
         </w:rPr>
-        <w:t>INTO CustomersBackup</w:t>
-      </w:r>
+        <w:t xml:space="preserve">INTO </w:t>
+      </w:r>
+      <w:proofErr w:type="spellStart"/>
+      <w:r>
+        <w:rPr>
+          <w:rFonts w:ascii="Roboto Mono" w:hAnsi="Roboto Mono"/>
+        </w:rPr>
+        <w:t>CustomersBackup</w:t>
+      </w:r>
+      <w:proofErr w:type="spellEnd"/>
     </w:p>
     <w:p>
       <w:pPr>
@@ -8265,6 +9340,7 @@
         </w:rPr>
         <w:t xml:space="preserve">Creates </w:t>
       </w:r>
+      <w:proofErr w:type="spellStart"/>
       <w:r>
         <w:rPr>
           <w:rFonts w:ascii="Roboto Mono" w:hAnsi="Roboto Mono"/>
@@ -8273,6 +9349,7 @@
         </w:rPr>
         <w:t>CustomersBackup</w:t>
       </w:r>
+      <w:proofErr w:type="spellEnd"/>
       <w:r>
         <w:rPr>
           <w:rFonts w:ascii="Roboto Mono" w:hAnsi="Roboto Mono"/>
@@ -8384,8 +9461,16 @@
         <w:rPr>
           <w:rFonts w:ascii="Roboto Mono" w:hAnsi="Roboto Mono"/>
         </w:rPr>
-        <w:t>INSERT INTO CustomersBackup</w:t>
-      </w:r>
+        <w:t xml:space="preserve">INSERT INTO </w:t>
+      </w:r>
+      <w:proofErr w:type="spellStart"/>
+      <w:r>
+        <w:rPr>
+          <w:rFonts w:ascii="Roboto Mono" w:hAnsi="Roboto Mono"/>
+        </w:rPr>
+        <w:t>CustomersBackup</w:t>
+      </w:r>
+      <w:proofErr w:type="spellEnd"/>
     </w:p>
     <w:p>
       <w:pPr>
@@ -8478,6 +9563,7 @@
       </w:pPr>
       <w:r>
         <w:rPr>
+          <w:rFonts w:ascii="Arial" w:hAnsi="Arial" w:cs="Arial"/>
           <w:b/>
           <w:color w:val="000000"/>
           <w:sz w:val="18"/>
@@ -8487,14 +9573,36 @@
       </w:r>
       <w:r>
         <w:rPr>
-          <w:color w:val="000000"/>
-          <w:sz w:val="18"/>
-          <w:highlight w:val="lightGray"/>
-        </w:rPr>
-        <w:t xml:space="preserve">: Persons Table -&gt; ID Column: 1, Name_En Column: Motasem Essam] -&gt; </w:t>
-      </w:r>
-      <w:r>
-        <w:rPr>
+          <w:rFonts w:ascii="Arial" w:hAnsi="Arial" w:cs="Arial"/>
+          <w:color w:val="000000"/>
+          <w:sz w:val="18"/>
+          <w:highlight w:val="lightGray"/>
+        </w:rPr>
+        <w:t xml:space="preserve">: Persons Table -&gt; ID Column: 1, </w:t>
+      </w:r>
+      <w:proofErr w:type="spellStart"/>
+      <w:r>
+        <w:rPr>
+          <w:rFonts w:ascii="Arial" w:hAnsi="Arial" w:cs="Arial"/>
+          <w:color w:val="000000"/>
+          <w:sz w:val="18"/>
+          <w:highlight w:val="lightGray"/>
+        </w:rPr>
+        <w:t>Name_En</w:t>
+      </w:r>
+      <w:proofErr w:type="spellEnd"/>
+      <w:r>
+        <w:rPr>
+          <w:rFonts w:ascii="Arial" w:hAnsi="Arial" w:cs="Arial"/>
+          <w:color w:val="000000"/>
+          <w:sz w:val="18"/>
+          <w:highlight w:val="lightGray"/>
+        </w:rPr>
+        <w:t xml:space="preserve"> Column: Motasem Essam] -&gt; </w:t>
+      </w:r>
+      <w:r>
+        <w:rPr>
+          <w:rFonts w:ascii="Arial" w:hAnsi="Arial" w:cs="Arial"/>
           <w:b/>
           <w:color w:val="000000"/>
           <w:sz w:val="18"/>
@@ -8504,6 +9612,7 @@
       </w:r>
       <w:r>
         <w:rPr>
+          <w:rFonts w:ascii="Arial" w:hAnsi="Arial" w:cs="Arial"/>
           <w:color w:val="000000"/>
           <w:sz w:val="18"/>
           <w:highlight w:val="lightGray"/>
@@ -8512,6 +9621,7 @@
       </w:r>
       <w:r>
         <w:rPr>
+          <w:rFonts w:ascii="Arial" w:hAnsi="Arial" w:cs="Arial"/>
           <w:b/>
           <w:color w:val="000000"/>
           <w:sz w:val="18"/>
@@ -8521,6 +9631,7 @@
       </w:r>
       <w:r>
         <w:rPr>
+          <w:rFonts w:ascii="Arial" w:hAnsi="Arial" w:cs="Arial"/>
           <w:color w:val="000000"/>
           <w:sz w:val="18"/>
           <w:highlight w:val="lightGray"/>
@@ -8533,6 +9644,7 @@
         <w:rPr>
           <w:noProof/>
         </w:rPr>
+        <w:lastRenderedPageBreak/>
         <w:drawing>
           <wp:inline distT="0" distB="0" distL="0" distR="0" wp14:anchorId="55ACC490" wp14:editId="5FFDBEC6">
             <wp:extent cx="5943600" cy="2103120"/>
@@ -8795,7 +9907,21 @@
               <w:rPr>
                 <w:rFonts w:ascii="Roboto Mono" w:hAnsi="Roboto Mono"/>
               </w:rPr>
-              <w:t xml:space="preserve"> Yes (for variables in PL/pgSQL; table creation typically uses CREATE TABLE AS)</w:t>
+              <w:t xml:space="preserve"> Yes (for variables in PL/</w:t>
+            </w:r>
+            <w:proofErr w:type="spellStart"/>
+            <w:r>
+              <w:rPr>
+                <w:rFonts w:ascii="Roboto Mono" w:hAnsi="Roboto Mono"/>
+              </w:rPr>
+              <w:t>pgSQL</w:t>
+            </w:r>
+            <w:proofErr w:type="spellEnd"/>
+            <w:r>
+              <w:rPr>
+                <w:rFonts w:ascii="Roboto Mono" w:hAnsi="Roboto Mono"/>
+              </w:rPr>
+              <w:t>; table creation typically uses CREATE TABLE AS)</w:t>
             </w:r>
           </w:p>
         </w:tc>
@@ -8886,7 +10012,21 @@
               <w:rPr>
                 <w:rFonts w:ascii="Roboto Mono" w:hAnsi="Roboto Mono"/>
               </w:rPr>
-              <w:t>CREATE TABLE NewTable AS SELECT ...</w:t>
+              <w:t xml:space="preserve">CREATE TABLE </w:t>
+            </w:r>
+            <w:proofErr w:type="spellStart"/>
+            <w:r>
+              <w:rPr>
+                <w:rFonts w:ascii="Roboto Mono" w:hAnsi="Roboto Mono"/>
+              </w:rPr>
+              <w:t>NewTable</w:t>
+            </w:r>
+            <w:proofErr w:type="spellEnd"/>
+            <w:r>
+              <w:rPr>
+                <w:rFonts w:ascii="Roboto Mono" w:hAnsi="Roboto Mono"/>
+              </w:rPr>
+              <w:t xml:space="preserve"> AS SELECT ...</w:t>
             </w:r>
           </w:p>
         </w:tc>
@@ -9072,6 +10212,7 @@
       </w:pPr>
       <w:r>
         <w:rPr>
+          <w:rFonts w:ascii="Arial" w:hAnsi="Arial" w:cs="Arial"/>
           <w:b/>
           <w:color w:val="000000"/>
           <w:sz w:val="18"/>
@@ -9081,14 +10222,36 @@
       </w:r>
       <w:r>
         <w:rPr>
-          <w:color w:val="000000"/>
-          <w:sz w:val="18"/>
-          <w:highlight w:val="lightGray"/>
-        </w:rPr>
-        <w:t xml:space="preserve">: Persons Table -&gt; ID Column: 1, Name_En Column: Motasem Essam] -&gt; </w:t>
-      </w:r>
-      <w:r>
-        <w:rPr>
+          <w:rFonts w:ascii="Arial" w:hAnsi="Arial" w:cs="Arial"/>
+          <w:color w:val="000000"/>
+          <w:sz w:val="18"/>
+          <w:highlight w:val="lightGray"/>
+        </w:rPr>
+        <w:t xml:space="preserve">: Persons Table -&gt; ID Column: 1, </w:t>
+      </w:r>
+      <w:proofErr w:type="spellStart"/>
+      <w:r>
+        <w:rPr>
+          <w:rFonts w:ascii="Arial" w:hAnsi="Arial" w:cs="Arial"/>
+          <w:color w:val="000000"/>
+          <w:sz w:val="18"/>
+          <w:highlight w:val="lightGray"/>
+        </w:rPr>
+        <w:t>Name_En</w:t>
+      </w:r>
+      <w:proofErr w:type="spellEnd"/>
+      <w:r>
+        <w:rPr>
+          <w:rFonts w:ascii="Arial" w:hAnsi="Arial" w:cs="Arial"/>
+          <w:color w:val="000000"/>
+          <w:sz w:val="18"/>
+          <w:highlight w:val="lightGray"/>
+        </w:rPr>
+        <w:t xml:space="preserve"> Column: Motasem Essam] -&gt; </w:t>
+      </w:r>
+      <w:r>
+        <w:rPr>
+          <w:rFonts w:ascii="Arial" w:hAnsi="Arial" w:cs="Arial"/>
           <w:b/>
           <w:color w:val="000000"/>
           <w:sz w:val="18"/>
@@ -9098,6 +10261,7 @@
       </w:r>
       <w:r>
         <w:rPr>
+          <w:rFonts w:ascii="Arial" w:hAnsi="Arial" w:cs="Arial"/>
           <w:color w:val="000000"/>
           <w:sz w:val="18"/>
           <w:highlight w:val="lightGray"/>
@@ -9106,6 +10270,7 @@
       </w:r>
       <w:r>
         <w:rPr>
+          <w:rFonts w:ascii="Arial" w:hAnsi="Arial" w:cs="Arial"/>
           <w:b/>
           <w:color w:val="000000"/>
           <w:sz w:val="18"/>
@@ -9115,6 +10280,7 @@
       </w:r>
       <w:r>
         <w:rPr>
+          <w:rFonts w:ascii="Arial" w:hAnsi="Arial" w:cs="Arial"/>
           <w:color w:val="000000"/>
           <w:sz w:val="18"/>
           <w:highlight w:val="lightGray"/>
@@ -9187,6 +10353,7 @@
         <w:rPr>
           <w:rFonts w:ascii="Roboto Mono" w:hAnsi="Roboto Mono"/>
         </w:rPr>
+        <w:lastRenderedPageBreak/>
         <w:t>Instead of SELECT INTO, MySQL uses:</w:t>
       </w:r>
     </w:p>
@@ -9200,7 +10367,21 @@
         <w:rPr>
           <w:rFonts w:ascii="Roboto Mono" w:hAnsi="Roboto Mono"/>
         </w:rPr>
-        <w:t>CREATE TABLE CustomersBackup AS</w:t>
+        <w:t xml:space="preserve">CREATE TABLE </w:t>
+      </w:r>
+      <w:proofErr w:type="spellStart"/>
+      <w:r>
+        <w:rPr>
+          <w:rFonts w:ascii="Roboto Mono" w:hAnsi="Roboto Mono"/>
+        </w:rPr>
+        <w:t>CustomersBackup</w:t>
+      </w:r>
+      <w:proofErr w:type="spellEnd"/>
+      <w:r>
+        <w:rPr>
+          <w:rFonts w:ascii="Roboto Mono" w:hAnsi="Roboto Mono"/>
+        </w:rPr>
+        <w:t xml:space="preserve"> AS</w:t>
       </w:r>
     </w:p>
     <w:p>
@@ -9280,6 +10461,7 @@
       </w:pPr>
       <w:r>
         <w:rPr>
+          <w:rFonts w:ascii="Arial" w:hAnsi="Arial" w:cs="Arial"/>
           <w:b/>
           <w:color w:val="000000"/>
           <w:sz w:val="18"/>
@@ -9289,14 +10471,36 @@
       </w:r>
       <w:r>
         <w:rPr>
-          <w:color w:val="000000"/>
-          <w:sz w:val="18"/>
-          <w:highlight w:val="lightGray"/>
-        </w:rPr>
-        <w:t xml:space="preserve">: Persons Table -&gt; ID Column: 1, Name_En Column: Motasem Essam] -&gt; </w:t>
-      </w:r>
-      <w:r>
-        <w:rPr>
+          <w:rFonts w:ascii="Arial" w:hAnsi="Arial" w:cs="Arial"/>
+          <w:color w:val="000000"/>
+          <w:sz w:val="18"/>
+          <w:highlight w:val="lightGray"/>
+        </w:rPr>
+        <w:t xml:space="preserve">: Persons Table -&gt; ID Column: 1, </w:t>
+      </w:r>
+      <w:proofErr w:type="spellStart"/>
+      <w:r>
+        <w:rPr>
+          <w:rFonts w:ascii="Arial" w:hAnsi="Arial" w:cs="Arial"/>
+          <w:color w:val="000000"/>
+          <w:sz w:val="18"/>
+          <w:highlight w:val="lightGray"/>
+        </w:rPr>
+        <w:t>Name_En</w:t>
+      </w:r>
+      <w:proofErr w:type="spellEnd"/>
+      <w:r>
+        <w:rPr>
+          <w:rFonts w:ascii="Arial" w:hAnsi="Arial" w:cs="Arial"/>
+          <w:color w:val="000000"/>
+          <w:sz w:val="18"/>
+          <w:highlight w:val="lightGray"/>
+        </w:rPr>
+        <w:t xml:space="preserve"> Column: Motasem Essam] -&gt; </w:t>
+      </w:r>
+      <w:r>
+        <w:rPr>
+          <w:rFonts w:ascii="Arial" w:hAnsi="Arial" w:cs="Arial"/>
           <w:b/>
           <w:color w:val="000000"/>
           <w:sz w:val="18"/>
@@ -9306,6 +10510,7 @@
       </w:r>
       <w:r>
         <w:rPr>
+          <w:rFonts w:ascii="Arial" w:hAnsi="Arial" w:cs="Arial"/>
           <w:color w:val="000000"/>
           <w:sz w:val="18"/>
           <w:highlight w:val="lightGray"/>
@@ -9314,6 +10519,7 @@
       </w:r>
       <w:r>
         <w:rPr>
+          <w:rFonts w:ascii="Arial" w:hAnsi="Arial" w:cs="Arial"/>
           <w:b/>
           <w:color w:val="000000"/>
           <w:sz w:val="18"/>
@@ -9323,6 +10529,7 @@
       </w:r>
       <w:r>
         <w:rPr>
+          <w:rFonts w:ascii="Arial" w:hAnsi="Arial" w:cs="Arial"/>
           <w:color w:val="000000"/>
           <w:sz w:val="18"/>
           <w:highlight w:val="lightGray"/>
@@ -9704,6 +10911,7 @@
         <w:rPr>
           <w:rFonts w:ascii="Segoe UI Emoji" w:hAnsi="Segoe UI Emoji" w:cs="Segoe UI Emoji"/>
         </w:rPr>
+        <w:lastRenderedPageBreak/>
         <w:t>🔢</w:t>
       </w:r>
       <w:r>
@@ -9719,6 +10927,7 @@
       </w:pPr>
       <w:r>
         <w:rPr>
+          <w:rFonts w:ascii="Arial" w:hAnsi="Arial" w:cs="Arial"/>
           <w:b/>
           <w:color w:val="000000"/>
           <w:sz w:val="18"/>
@@ -9728,14 +10937,36 @@
       </w:r>
       <w:r>
         <w:rPr>
-          <w:color w:val="000000"/>
-          <w:sz w:val="18"/>
-          <w:highlight w:val="lightGray"/>
-        </w:rPr>
-        <w:t xml:space="preserve">: Persons Table -&gt; ID Column: 1, Name_En Column: Motasem Essam] -&gt; </w:t>
-      </w:r>
-      <w:r>
-        <w:rPr>
+          <w:rFonts w:ascii="Arial" w:hAnsi="Arial" w:cs="Arial"/>
+          <w:color w:val="000000"/>
+          <w:sz w:val="18"/>
+          <w:highlight w:val="lightGray"/>
+        </w:rPr>
+        <w:t xml:space="preserve">: Persons Table -&gt; ID Column: 1, </w:t>
+      </w:r>
+      <w:proofErr w:type="spellStart"/>
+      <w:r>
+        <w:rPr>
+          <w:rFonts w:ascii="Arial" w:hAnsi="Arial" w:cs="Arial"/>
+          <w:color w:val="000000"/>
+          <w:sz w:val="18"/>
+          <w:highlight w:val="lightGray"/>
+        </w:rPr>
+        <w:t>Name_En</w:t>
+      </w:r>
+      <w:proofErr w:type="spellEnd"/>
+      <w:r>
+        <w:rPr>
+          <w:rFonts w:ascii="Arial" w:hAnsi="Arial" w:cs="Arial"/>
+          <w:color w:val="000000"/>
+          <w:sz w:val="18"/>
+          <w:highlight w:val="lightGray"/>
+        </w:rPr>
+        <w:t xml:space="preserve"> Column: Motasem Essam] -&gt; </w:t>
+      </w:r>
+      <w:r>
+        <w:rPr>
+          <w:rFonts w:ascii="Arial" w:hAnsi="Arial" w:cs="Arial"/>
           <w:b/>
           <w:color w:val="000000"/>
           <w:sz w:val="18"/>
@@ -9745,6 +10976,7 @@
       </w:r>
       <w:r>
         <w:rPr>
+          <w:rFonts w:ascii="Arial" w:hAnsi="Arial" w:cs="Arial"/>
           <w:color w:val="000000"/>
           <w:sz w:val="18"/>
           <w:highlight w:val="lightGray"/>
@@ -9753,6 +10985,7 @@
       </w:r>
       <w:r>
         <w:rPr>
+          <w:rFonts w:ascii="Arial" w:hAnsi="Arial" w:cs="Arial"/>
           <w:b/>
           <w:color w:val="000000"/>
           <w:sz w:val="18"/>
@@ -9762,6 +10995,7 @@
       </w:r>
       <w:r>
         <w:rPr>
+          <w:rFonts w:ascii="Arial" w:hAnsi="Arial" w:cs="Arial"/>
           <w:color w:val="000000"/>
           <w:sz w:val="18"/>
           <w:highlight w:val="lightGray"/>
@@ -10013,6 +11247,7 @@
     <w:p>
       <w:r>
         <w:rPr>
+          <w:rFonts w:ascii="Arial" w:hAnsi="Arial" w:cs="Arial"/>
           <w:b/>
           <w:color w:val="000000"/>
           <w:sz w:val="18"/>
@@ -10022,14 +11257,36 @@
       </w:r>
       <w:r>
         <w:rPr>
-          <w:color w:val="000000"/>
-          <w:sz w:val="18"/>
-          <w:highlight w:val="lightGray"/>
-        </w:rPr>
-        <w:t xml:space="preserve">: Persons Table -&gt; ID Column: 1, Name_En Column: Motasem Essam] -&gt; </w:t>
-      </w:r>
-      <w:r>
-        <w:rPr>
+          <w:rFonts w:ascii="Arial" w:hAnsi="Arial" w:cs="Arial"/>
+          <w:color w:val="000000"/>
+          <w:sz w:val="18"/>
+          <w:highlight w:val="lightGray"/>
+        </w:rPr>
+        <w:t xml:space="preserve">: Persons Table -&gt; ID Column: 1, </w:t>
+      </w:r>
+      <w:proofErr w:type="spellStart"/>
+      <w:r>
+        <w:rPr>
+          <w:rFonts w:ascii="Arial" w:hAnsi="Arial" w:cs="Arial"/>
+          <w:color w:val="000000"/>
+          <w:sz w:val="18"/>
+          <w:highlight w:val="lightGray"/>
+        </w:rPr>
+        <w:t>Name_En</w:t>
+      </w:r>
+      <w:proofErr w:type="spellEnd"/>
+      <w:r>
+        <w:rPr>
+          <w:rFonts w:ascii="Arial" w:hAnsi="Arial" w:cs="Arial"/>
+          <w:color w:val="000000"/>
+          <w:sz w:val="18"/>
+          <w:highlight w:val="lightGray"/>
+        </w:rPr>
+        <w:t xml:space="preserve"> Column: Motasem Essam] -&gt; </w:t>
+      </w:r>
+      <w:r>
+        <w:rPr>
+          <w:rFonts w:ascii="Arial" w:hAnsi="Arial" w:cs="Arial"/>
           <w:b/>
           <w:color w:val="000000"/>
           <w:sz w:val="18"/>
@@ -10039,6 +11296,7 @@
       </w:r>
       <w:r>
         <w:rPr>
+          <w:rFonts w:ascii="Arial" w:hAnsi="Arial" w:cs="Arial"/>
           <w:color w:val="000000"/>
           <w:sz w:val="18"/>
           <w:highlight w:val="lightGray"/>
@@ -10047,6 +11305,7 @@
       </w:r>
       <w:r>
         <w:rPr>
+          <w:rFonts w:ascii="Arial" w:hAnsi="Arial" w:cs="Arial"/>
           <w:b/>
           <w:color w:val="000000"/>
           <w:sz w:val="18"/>
@@ -10056,6 +11315,7 @@
       </w:r>
       <w:r>
         <w:rPr>
+          <w:rFonts w:ascii="Arial" w:hAnsi="Arial" w:cs="Arial"/>
           <w:color w:val="000000"/>
           <w:sz w:val="18"/>
           <w:highlight w:val="lightGray"/>
@@ -10159,6 +11419,7 @@
         <w:rPr>
           <w:rFonts w:ascii="Roboto Mono" w:hAnsi="Roboto Mono"/>
         </w:rPr>
+        <w:lastRenderedPageBreak/>
         <w:t xml:space="preserve">Using </w:t>
       </w:r>
       <w:r>
@@ -10188,6 +11449,7 @@
         </w:rPr>
         <w:t xml:space="preserve">"Create a brand-new folder named </w:t>
       </w:r>
+      <w:proofErr w:type="spellStart"/>
       <w:r>
         <w:rPr>
           <w:rFonts w:ascii="Roboto Mono" w:hAnsi="Roboto Mono"/>
@@ -10196,6 +11458,7 @@
         </w:rPr>
         <w:t>CustomersBackup</w:t>
       </w:r>
+      <w:proofErr w:type="spellEnd"/>
       <w:r>
         <w:rPr>
           <w:rFonts w:ascii="Roboto Mono" w:hAnsi="Roboto Mono"/>
@@ -10262,6 +11525,7 @@
     <w:p>
       <w:r>
         <w:rPr>
+          <w:rFonts w:ascii="Arial" w:hAnsi="Arial" w:cs="Arial"/>
           <w:b/>
           <w:color w:val="000000"/>
           <w:sz w:val="18"/>
@@ -10271,14 +11535,36 @@
       </w:r>
       <w:r>
         <w:rPr>
-          <w:color w:val="000000"/>
-          <w:sz w:val="18"/>
-          <w:highlight w:val="lightGray"/>
-        </w:rPr>
-        <w:t xml:space="preserve">: Persons Table -&gt; ID Column: 1, Name_En Column: Motasem Essam] -&gt; </w:t>
-      </w:r>
-      <w:r>
-        <w:rPr>
+          <w:rFonts w:ascii="Arial" w:hAnsi="Arial" w:cs="Arial"/>
+          <w:color w:val="000000"/>
+          <w:sz w:val="18"/>
+          <w:highlight w:val="lightGray"/>
+        </w:rPr>
+        <w:t xml:space="preserve">: Persons Table -&gt; ID Column: 1, </w:t>
+      </w:r>
+      <w:proofErr w:type="spellStart"/>
+      <w:r>
+        <w:rPr>
+          <w:rFonts w:ascii="Arial" w:hAnsi="Arial" w:cs="Arial"/>
+          <w:color w:val="000000"/>
+          <w:sz w:val="18"/>
+          <w:highlight w:val="lightGray"/>
+        </w:rPr>
+        <w:t>Name_En</w:t>
+      </w:r>
+      <w:proofErr w:type="spellEnd"/>
+      <w:r>
+        <w:rPr>
+          <w:rFonts w:ascii="Arial" w:hAnsi="Arial" w:cs="Arial"/>
+          <w:color w:val="000000"/>
+          <w:sz w:val="18"/>
+          <w:highlight w:val="lightGray"/>
+        </w:rPr>
+        <w:t xml:space="preserve"> Column: Motasem Essam] -&gt; </w:t>
+      </w:r>
+      <w:r>
+        <w:rPr>
+          <w:rFonts w:ascii="Arial" w:hAnsi="Arial" w:cs="Arial"/>
           <w:b/>
           <w:color w:val="000000"/>
           <w:sz w:val="18"/>
@@ -10288,6 +11574,7 @@
       </w:r>
       <w:r>
         <w:rPr>
+          <w:rFonts w:ascii="Arial" w:hAnsi="Arial" w:cs="Arial"/>
           <w:color w:val="000000"/>
           <w:sz w:val="18"/>
           <w:highlight w:val="lightGray"/>
@@ -10296,6 +11583,7 @@
       </w:r>
       <w:r>
         <w:rPr>
+          <w:rFonts w:ascii="Arial" w:hAnsi="Arial" w:cs="Arial"/>
           <w:b/>
           <w:color w:val="000000"/>
           <w:sz w:val="18"/>
@@ -10305,6 +11593,7 @@
       </w:r>
       <w:r>
         <w:rPr>
+          <w:rFonts w:ascii="Arial" w:hAnsi="Arial" w:cs="Arial"/>
           <w:color w:val="000000"/>
           <w:sz w:val="18"/>
           <w:highlight w:val="lightGray"/>
